--- a/SKILL-8/2400030128_FSAD_SKILL08.docx
+++ b/SKILL-8/2400030128_FSAD_SKILL08.docx
@@ -40,7 +40,6 @@
           <w:szCs w:val="28"/>
         </w:rPr>
       </w:pPr>
-      <w:proofErr w:type="gramStart"/>
       <w:r>
         <w:rPr>
           <w:b/>
@@ -48,82 +47,91 @@
           <w:sz w:val="28"/>
           <w:szCs w:val="28"/>
         </w:rPr>
-        <w:t>ID :</w:t>
-      </w:r>
-      <w:proofErr w:type="gramEnd"/>
-      <w:r>
+        <w:t>ID : 2400030128</w:t>
+      </w:r>
+    </w:p>
+    <w:p>
+      <w:pPr>
         <w:rPr>
           <w:b/>
           <w:bCs/>
           <w:sz w:val="28"/>
           <w:szCs w:val="28"/>
         </w:rPr>
-        <w:t xml:space="preserve"> 2400030128</w:t>
-      </w:r>
-    </w:p>
-    <w:p>
-      <w:pPr>
+      </w:pPr>
+      <w:r>
         <w:rPr>
           <w:b/>
           <w:bCs/>
           <w:sz w:val="28"/>
           <w:szCs w:val="28"/>
         </w:rPr>
-      </w:pPr>
-      <w:r>
+        <w:t>Name: M. Naga Subrahmanyam</w:t>
+      </w:r>
+    </w:p>
+    <w:p>
+      <w:pPr>
+        <w:pBdr>
+          <w:bottom w:val="single" w:sz="6" w:space="1" w:color="auto"/>
+        </w:pBdr>
         <w:rPr>
           <w:b/>
           <w:bCs/>
           <w:sz w:val="28"/>
           <w:szCs w:val="28"/>
         </w:rPr>
-        <w:t>Name: M. Naga Subrahmanyam</w:t>
-      </w:r>
-    </w:p>
-    <w:p>
-      <w:pPr>
+      </w:pPr>
+      <w:r>
         <w:rPr>
           <w:b/>
           <w:bCs/>
           <w:sz w:val="28"/>
           <w:szCs w:val="28"/>
         </w:rPr>
-      </w:pPr>
-      <w:r>
+        <w:t>Section: 2</w:t>
+      </w:r>
+    </w:p>
+    <w:p>
+      <w:pPr>
         <w:rPr>
           <w:b/>
           <w:bCs/>
           <w:sz w:val="28"/>
           <w:szCs w:val="28"/>
         </w:rPr>
-        <w:t>Section: 2</w:t>
-      </w:r>
-    </w:p>
-    <w:p>
-      <w:pPr>
+      </w:pPr>
+      <w:r>
         <w:rPr>
           <w:b/>
           <w:bCs/>
           <w:sz w:val="28"/>
           <w:szCs w:val="28"/>
         </w:rPr>
-      </w:pPr>
-      <w:r>
+        <w:t>Scenario:</w:t>
+      </w:r>
+    </w:p>
+    <w:p>
+      <w:r>
+        <w:t xml:space="preserve">                     </w:t>
+      </w:r>
+      <w:r>
+        <w:t>An e-commerce application needs a product search feature where users can view products by category, filter items within a price range, and sort products by price. The backend team must implement these operations using Spring Data JPA, including derived query methods and JPQL queries, to fetch data efficiently without writing long SQL statements. Your task is to build a product search module that supports category-based search, price filtering, and sorting using Spring Data JPA.</w:t>
+      </w:r>
+    </w:p>
+    <w:p/>
+    <w:p>
+      <w:pPr>
         <w:rPr>
           <w:b/>
           <w:bCs/>
-          <w:sz w:val="28"/>
-          <w:szCs w:val="28"/>
-        </w:rPr>
-        <w:t>----------------------------------------------------------------------------------------------</w:t>
-      </w:r>
-    </w:p>
-    <w:p>
-      <w:r>
-        <w:t xml:space="preserve">                     </w:t>
-      </w:r>
-      <w:r>
-        <w:t>An e-commerce application needs a product search feature where users can view products by category, filter items within a price range, and sort products by price. The backend team must implement these operations using Spring Data JPA, including derived query methods and JPQL queries, to fetch data efficiently without writing long SQL statements. Your task is to build a product search module that supports category-based search, price filtering, and sorting using Spring Data JPA.</w:t>
+        </w:rPr>
+      </w:pPr>
+      <w:r>
+        <w:rPr>
+          <w:b/>
+          <w:bCs/>
+        </w:rPr>
+        <w:t>Structure:</w:t>
       </w:r>
     </w:p>
     <w:p>
@@ -221,12 +229,10 @@
         <w:t xml:space="preserve">package </w:t>
       </w:r>
       <w:proofErr w:type="spellStart"/>
-      <w:proofErr w:type="gramStart"/>
       <w:r>
         <w:t>com.klu.model</w:t>
       </w:r>
       <w:proofErr w:type="spellEnd"/>
-      <w:proofErr w:type="gramEnd"/>
       <w:r>
         <w:t>;</w:t>
       </w:r>
@@ -234,23 +240,17 @@
     <w:p/>
     <w:p>
       <w:r>
+        <w:lastRenderedPageBreak/>
         <w:t xml:space="preserve">import </w:t>
       </w:r>
       <w:proofErr w:type="spellStart"/>
-      <w:proofErr w:type="gramStart"/>
       <w:r>
         <w:t>jakarta.persistence</w:t>
       </w:r>
       <w:proofErr w:type="spellEnd"/>
-      <w:proofErr w:type="gramEnd"/>
-      <w:r>
-        <w:t>.</w:t>
-      </w:r>
-      <w:proofErr w:type="gramStart"/>
-      <w:r>
-        <w:t>*;</w:t>
-      </w:r>
-      <w:proofErr w:type="gramEnd"/>
+      <w:r>
+        <w:t>.*;</w:t>
+      </w:r>
     </w:p>
     <w:p/>
     <w:p>
@@ -259,7 +259,6 @@
           <w:i/>
           <w:iCs/>
         </w:rPr>
-        <w:lastRenderedPageBreak/>
         <w:t>@Entity</w:t>
       </w:r>
     </w:p>
@@ -269,30 +268,30 @@
           <w:i/>
           <w:iCs/>
         </w:rPr>
-        <w:t>@</w:t>
-      </w:r>
-      <w:proofErr w:type="gramStart"/>
+        <w:t>@Table</w:t>
+      </w:r>
+      <w:r>
+        <w:t>(name = "product_skill8")</w:t>
+      </w:r>
+    </w:p>
+    <w:p>
+      <w:r>
+        <w:t>public class Product {</w:t>
+      </w:r>
+    </w:p>
+    <w:p/>
+    <w:p>
+      <w:r>
+        <w:t xml:space="preserve">    </w:t>
+      </w:r>
       <w:r>
         <w:rPr>
           <w:i/>
           <w:iCs/>
         </w:rPr>
-        <w:t>Table</w:t>
-      </w:r>
-      <w:r>
-        <w:t>(</w:t>
-      </w:r>
-      <w:proofErr w:type="gramEnd"/>
-      <w:r>
-        <w:t>name = "product_skill8")</w:t>
-      </w:r>
-    </w:p>
-    <w:p>
-      <w:r>
-        <w:t>public class Product {</w:t>
-      </w:r>
-    </w:p>
-    <w:p/>
+        <w:t>@Id</w:t>
+      </w:r>
+    </w:p>
     <w:p>
       <w:r>
         <w:t xml:space="preserve">    </w:t>
@@ -302,34 +301,10 @@
           <w:i/>
           <w:iCs/>
         </w:rPr>
-        <w:t>@Id</w:t>
-      </w:r>
-    </w:p>
-    <w:p>
-      <w:r>
-        <w:t xml:space="preserve">    </w:t>
-      </w:r>
-      <w:r>
-        <w:rPr>
-          <w:i/>
-          <w:iCs/>
-        </w:rPr>
-        <w:t>@</w:t>
-      </w:r>
-      <w:proofErr w:type="gramStart"/>
-      <w:r>
-        <w:rPr>
-          <w:i/>
-          <w:iCs/>
-        </w:rPr>
-        <w:t>GeneratedValue</w:t>
-      </w:r>
-      <w:r>
-        <w:t>(</w:t>
-      </w:r>
-      <w:proofErr w:type="gramEnd"/>
-      <w:r>
-        <w:t xml:space="preserve">strategy = </w:t>
+        <w:t>@GeneratedValue</w:t>
+      </w:r>
+      <w:r>
+        <w:t xml:space="preserve">(strategy = </w:t>
       </w:r>
       <w:proofErr w:type="spellStart"/>
       <w:r>
@@ -358,57 +333,29 @@
     </w:p>
     <w:p>
       <w:r>
-        <w:t xml:space="preserve">    private Integer </w:t>
-      </w:r>
-      <w:proofErr w:type="gramStart"/>
-      <w:r>
-        <w:t>id;</w:t>
-      </w:r>
-      <w:proofErr w:type="gramEnd"/>
-    </w:p>
-    <w:p/>
-    <w:p>
-      <w:r>
-        <w:t xml:space="preserve">    private String </w:t>
-      </w:r>
-      <w:proofErr w:type="gramStart"/>
-      <w:r>
-        <w:t>name;</w:t>
-      </w:r>
-      <w:proofErr w:type="gramEnd"/>
-    </w:p>
-    <w:p>
-      <w:r>
-        <w:t xml:space="preserve">    private String </w:t>
-      </w:r>
-      <w:proofErr w:type="gramStart"/>
-      <w:r>
-        <w:t>category;</w:t>
-      </w:r>
-      <w:proofErr w:type="gramEnd"/>
-    </w:p>
-    <w:p>
-      <w:r>
-        <w:t xml:space="preserve">    private Double </w:t>
-      </w:r>
-      <w:proofErr w:type="gramStart"/>
-      <w:r>
-        <w:t>price;</w:t>
-      </w:r>
-      <w:proofErr w:type="gramEnd"/>
-    </w:p>
-    <w:p/>
-    <w:p>
-      <w:r>
-        <w:t xml:space="preserve">    public </w:t>
-      </w:r>
-      <w:proofErr w:type="gramStart"/>
-      <w:r>
-        <w:t>Product(</w:t>
-      </w:r>
-      <w:proofErr w:type="gramEnd"/>
-      <w:r>
-        <w:t>) {}</w:t>
+        <w:t xml:space="preserve">    private Integer id;</w:t>
+      </w:r>
+    </w:p>
+    <w:p/>
+    <w:p>
+      <w:r>
+        <w:t xml:space="preserve">    private String name;</w:t>
+      </w:r>
+    </w:p>
+    <w:p>
+      <w:r>
+        <w:t xml:space="preserve">    private String category;</w:t>
+      </w:r>
+    </w:p>
+    <w:p>
+      <w:r>
+        <w:t xml:space="preserve">    private Double price;</w:t>
+      </w:r>
+    </w:p>
+    <w:p/>
+    <w:p>
+      <w:r>
+        <w:t xml:space="preserve">    public Product() {}</w:t>
       </w:r>
     </w:p>
     <w:p/>
@@ -417,28 +364,18 @@
         <w:t xml:space="preserve">    public Integer </w:t>
       </w:r>
       <w:proofErr w:type="spellStart"/>
-      <w:proofErr w:type="gramStart"/>
       <w:r>
         <w:t>getId</w:t>
       </w:r>
       <w:proofErr w:type="spellEnd"/>
       <w:r>
-        <w:t>(</w:t>
-      </w:r>
-      <w:proofErr w:type="gramEnd"/>
-      <w:r>
-        <w:t>) {</w:t>
-      </w:r>
-    </w:p>
-    <w:p>
-      <w:r>
-        <w:t xml:space="preserve">        return </w:t>
-      </w:r>
-      <w:proofErr w:type="gramStart"/>
-      <w:r>
-        <w:t>id;</w:t>
-      </w:r>
-      <w:proofErr w:type="gramEnd"/>
+        <w:t>() {</w:t>
+      </w:r>
+    </w:p>
+    <w:p>
+      <w:r>
+        <w:t xml:space="preserve">        return id;</w:t>
+      </w:r>
     </w:p>
     <w:p>
       <w:r>
@@ -451,28 +388,18 @@
         <w:t xml:space="preserve">    public void </w:t>
       </w:r>
       <w:proofErr w:type="spellStart"/>
-      <w:proofErr w:type="gramStart"/>
       <w:r>
         <w:t>setId</w:t>
       </w:r>
       <w:proofErr w:type="spellEnd"/>
       <w:r>
-        <w:t>(</w:t>
-      </w:r>
-      <w:proofErr w:type="gramEnd"/>
-      <w:r>
-        <w:t>Integer id) {</w:t>
-      </w:r>
-    </w:p>
-    <w:p>
-      <w:r>
-        <w:t xml:space="preserve">        this.id = </w:t>
-      </w:r>
-      <w:proofErr w:type="gramStart"/>
-      <w:r>
-        <w:t>id;</w:t>
-      </w:r>
-      <w:proofErr w:type="gramEnd"/>
+        <w:t>(Integer id) {</w:t>
+      </w:r>
+    </w:p>
+    <w:p>
+      <w:r>
+        <w:t xml:space="preserve">        this.id = id;</w:t>
+      </w:r>
     </w:p>
     <w:p>
       <w:r>
@@ -485,28 +412,18 @@
         <w:t xml:space="preserve">    public String </w:t>
       </w:r>
       <w:proofErr w:type="spellStart"/>
-      <w:proofErr w:type="gramStart"/>
       <w:r>
         <w:t>getName</w:t>
       </w:r>
       <w:proofErr w:type="spellEnd"/>
       <w:r>
-        <w:t>(</w:t>
-      </w:r>
-      <w:proofErr w:type="gramEnd"/>
-      <w:r>
-        <w:t>) {</w:t>
-      </w:r>
-    </w:p>
-    <w:p>
-      <w:r>
-        <w:t xml:space="preserve">        return </w:t>
-      </w:r>
-      <w:proofErr w:type="gramStart"/>
-      <w:r>
-        <w:t>name;</w:t>
-      </w:r>
-      <w:proofErr w:type="gramEnd"/>
+        <w:t>() {</w:t>
+      </w:r>
+    </w:p>
+    <w:p>
+      <w:r>
+        <w:t xml:space="preserve">        return name;</w:t>
+      </w:r>
     </w:p>
     <w:p>
       <w:r>
@@ -519,28 +436,18 @@
         <w:t xml:space="preserve">    public void </w:t>
       </w:r>
       <w:proofErr w:type="spellStart"/>
-      <w:proofErr w:type="gramStart"/>
       <w:r>
         <w:t>setName</w:t>
       </w:r>
       <w:proofErr w:type="spellEnd"/>
       <w:r>
-        <w:t>(</w:t>
-      </w:r>
-      <w:proofErr w:type="gramEnd"/>
-      <w:r>
-        <w:t>String name) {</w:t>
-      </w:r>
-    </w:p>
-    <w:p>
-      <w:r>
-        <w:t xml:space="preserve">        this.name = </w:t>
-      </w:r>
-      <w:proofErr w:type="gramStart"/>
-      <w:r>
-        <w:t>name;</w:t>
-      </w:r>
-      <w:proofErr w:type="gramEnd"/>
+        <w:t>(String name) {</w:t>
+      </w:r>
+    </w:p>
+    <w:p>
+      <w:r>
+        <w:t xml:space="preserve">        this.name = name;</w:t>
+      </w:r>
     </w:p>
     <w:p>
       <w:r>
@@ -553,29 +460,18 @@
         <w:t xml:space="preserve">    public String </w:t>
       </w:r>
       <w:proofErr w:type="spellStart"/>
-      <w:proofErr w:type="gramStart"/>
       <w:r>
         <w:t>getCategory</w:t>
       </w:r>
       <w:proofErr w:type="spellEnd"/>
       <w:r>
-        <w:t>(</w:t>
-      </w:r>
-      <w:proofErr w:type="gramEnd"/>
-      <w:r>
-        <w:t>) {</w:t>
-      </w:r>
-    </w:p>
-    <w:p>
-      <w:r>
-        <w:lastRenderedPageBreak/>
-        <w:t xml:space="preserve">        return </w:t>
-      </w:r>
-      <w:proofErr w:type="gramStart"/>
-      <w:r>
-        <w:t>category;</w:t>
-      </w:r>
-      <w:proofErr w:type="gramEnd"/>
+        <w:t>() {</w:t>
+      </w:r>
+    </w:p>
+    <w:p>
+      <w:r>
+        <w:t xml:space="preserve">        return category;</w:t>
+      </w:r>
     </w:p>
     <w:p>
       <w:r>
@@ -588,17 +484,12 @@
         <w:t xml:space="preserve">    public void </w:t>
       </w:r>
       <w:proofErr w:type="spellStart"/>
-      <w:proofErr w:type="gramStart"/>
       <w:r>
         <w:t>setCategory</w:t>
       </w:r>
       <w:proofErr w:type="spellEnd"/>
       <w:r>
-        <w:t>(</w:t>
-      </w:r>
-      <w:proofErr w:type="gramEnd"/>
-      <w:r>
-        <w:t>String category) {</w:t>
+        <w:t>(String category) {</w:t>
       </w:r>
     </w:p>
     <w:p>
@@ -606,20 +497,13 @@
         <w:t xml:space="preserve">        </w:t>
       </w:r>
       <w:proofErr w:type="spellStart"/>
-      <w:proofErr w:type="gramStart"/>
       <w:r>
         <w:t>this.category</w:t>
       </w:r>
       <w:proofErr w:type="spellEnd"/>
-      <w:proofErr w:type="gramEnd"/>
-      <w:r>
-        <w:t xml:space="preserve"> = </w:t>
-      </w:r>
-      <w:proofErr w:type="gramStart"/>
-      <w:r>
-        <w:t>category;</w:t>
-      </w:r>
-      <w:proofErr w:type="gramEnd"/>
+      <w:r>
+        <w:t xml:space="preserve"> = category;</w:t>
+      </w:r>
     </w:p>
     <w:p>
       <w:r>
@@ -632,28 +516,18 @@
         <w:t xml:space="preserve">    public Double </w:t>
       </w:r>
       <w:proofErr w:type="spellStart"/>
-      <w:proofErr w:type="gramStart"/>
       <w:r>
         <w:t>getPrice</w:t>
       </w:r>
       <w:proofErr w:type="spellEnd"/>
       <w:r>
-        <w:t>(</w:t>
-      </w:r>
-      <w:proofErr w:type="gramEnd"/>
-      <w:r>
-        <w:t>) {</w:t>
-      </w:r>
-    </w:p>
-    <w:p>
-      <w:r>
-        <w:t xml:space="preserve">        return </w:t>
-      </w:r>
-      <w:proofErr w:type="gramStart"/>
-      <w:r>
-        <w:t>price;</w:t>
-      </w:r>
-      <w:proofErr w:type="gramEnd"/>
+        <w:t>() {</w:t>
+      </w:r>
+    </w:p>
+    <w:p>
+      <w:r>
+        <w:t xml:space="preserve">        return price;</w:t>
+      </w:r>
     </w:p>
     <w:p>
       <w:r>
@@ -666,17 +540,12 @@
         <w:t xml:space="preserve">    public void </w:t>
       </w:r>
       <w:proofErr w:type="spellStart"/>
-      <w:proofErr w:type="gramStart"/>
       <w:r>
         <w:t>setPrice</w:t>
       </w:r>
       <w:proofErr w:type="spellEnd"/>
       <w:r>
-        <w:t>(</w:t>
-      </w:r>
-      <w:proofErr w:type="gramEnd"/>
-      <w:r>
-        <w:t>Double price) {</w:t>
+        <w:t>(Double price) {</w:t>
       </w:r>
     </w:p>
     <w:p>
@@ -684,20 +553,13 @@
         <w:t xml:space="preserve">        </w:t>
       </w:r>
       <w:proofErr w:type="spellStart"/>
-      <w:proofErr w:type="gramStart"/>
       <w:r>
         <w:t>this.price</w:t>
       </w:r>
       <w:proofErr w:type="spellEnd"/>
-      <w:proofErr w:type="gramEnd"/>
-      <w:r>
-        <w:t xml:space="preserve"> = </w:t>
-      </w:r>
-      <w:proofErr w:type="gramStart"/>
-      <w:r>
-        <w:t>price;</w:t>
-      </w:r>
-      <w:proofErr w:type="gramEnd"/>
+      <w:r>
+        <w:t xml:space="preserve"> = price;</w:t>
+      </w:r>
     </w:p>
     <w:p>
       <w:r>
@@ -730,12 +592,10 @@
         <w:t xml:space="preserve">package </w:t>
       </w:r>
       <w:proofErr w:type="spellStart"/>
-      <w:proofErr w:type="gramStart"/>
       <w:r>
         <w:t>com.klu.controller</w:t>
       </w:r>
       <w:proofErr w:type="spellEnd"/>
-      <w:proofErr w:type="gramEnd"/>
       <w:r>
         <w:t>;</w:t>
       </w:r>
@@ -746,23 +606,13 @@
         <w:t xml:space="preserve">import </w:t>
       </w:r>
       <w:proofErr w:type="spellStart"/>
-      <w:proofErr w:type="gramStart"/>
-      <w:r>
-        <w:t>java.util</w:t>
-      </w:r>
-      <w:proofErr w:type="gramEnd"/>
-      <w:r>
-        <w:t>.</w:t>
-      </w:r>
-      <w:proofErr w:type="gramStart"/>
-      <w:r>
-        <w:t>List</w:t>
+      <w:r>
+        <w:t>java.util.List</w:t>
       </w:r>
       <w:proofErr w:type="spellEnd"/>
       <w:r>
         <w:t>;</w:t>
       </w:r>
-      <w:proofErr w:type="gramEnd"/>
     </w:p>
     <w:p/>
     <w:p>
@@ -770,28 +620,10 @@
         <w:t xml:space="preserve">import </w:t>
       </w:r>
       <w:proofErr w:type="spellStart"/>
-      <w:proofErr w:type="gramStart"/>
-      <w:r>
-        <w:t>org.springframework</w:t>
-      </w:r>
-      <w:proofErr w:type="gramEnd"/>
-      <w:r>
-        <w:t>.</w:t>
-      </w:r>
-      <w:proofErr w:type="gramStart"/>
-      <w:r>
-        <w:t>beans.factory</w:t>
-      </w:r>
-      <w:proofErr w:type="gramEnd"/>
-      <w:r>
-        <w:t>.</w:t>
-      </w:r>
-      <w:proofErr w:type="gramStart"/>
-      <w:r>
-        <w:t>annotation.Autowired</w:t>
-      </w:r>
-      <w:proofErr w:type="spellEnd"/>
-      <w:proofErr w:type="gramEnd"/>
+      <w:r>
+        <w:t>org.springframework.beans.factory.annotation.Autowired</w:t>
+      </w:r>
+      <w:proofErr w:type="spellEnd"/>
       <w:r>
         <w:t>;</w:t>
       </w:r>
@@ -801,73 +633,40 @@
         <w:t xml:space="preserve">import </w:t>
       </w:r>
       <w:proofErr w:type="spellStart"/>
-      <w:proofErr w:type="gramStart"/>
-      <w:r>
-        <w:t>org.springframework.web.bind</w:t>
-      </w:r>
-      <w:proofErr w:type="gramEnd"/>
-      <w:r>
-        <w:t>.</w:t>
-      </w:r>
-      <w:proofErr w:type="gramStart"/>
-      <w:r>
-        <w:t>annotation</w:t>
-      </w:r>
-      <w:proofErr w:type="spellEnd"/>
-      <w:r>
-        <w:t>.*</w:t>
-      </w:r>
-      <w:proofErr w:type="gramEnd"/>
+      <w:r>
+        <w:t>org.springframework.web.bind.annotation</w:t>
+      </w:r>
+      <w:proofErr w:type="spellEnd"/>
+      <w:r>
+        <w:t>.*;</w:t>
+      </w:r>
+    </w:p>
+    <w:p/>
+    <w:p>
+      <w:r>
+        <w:t xml:space="preserve">import </w:t>
+      </w:r>
+      <w:proofErr w:type="spellStart"/>
+      <w:r>
+        <w:t>com.klu.model.Product</w:t>
+      </w:r>
+      <w:proofErr w:type="spellEnd"/>
       <w:r>
         <w:t>;</w:t>
       </w:r>
     </w:p>
-    <w:p/>
     <w:p>
       <w:r>
         <w:t xml:space="preserve">import </w:t>
       </w:r>
       <w:proofErr w:type="spellStart"/>
-      <w:proofErr w:type="gramStart"/>
-      <w:r>
-        <w:t>com.klu.model</w:t>
-      </w:r>
-      <w:proofErr w:type="gramEnd"/>
-      <w:r>
-        <w:t>.</w:t>
-      </w:r>
-      <w:proofErr w:type="gramStart"/>
-      <w:r>
-        <w:t>Product</w:t>
+      <w:r>
+        <w:t>com.klu.service.ProductService</w:t>
       </w:r>
       <w:proofErr w:type="spellEnd"/>
       <w:r>
         <w:t>;</w:t>
       </w:r>
-      <w:proofErr w:type="gramEnd"/>
-    </w:p>
-    <w:p>
-      <w:r>
-        <w:t xml:space="preserve">import </w:t>
-      </w:r>
-      <w:proofErr w:type="spellStart"/>
-      <w:proofErr w:type="gramStart"/>
-      <w:r>
-        <w:t>com.klu.service</w:t>
-      </w:r>
-      <w:proofErr w:type="gramEnd"/>
-      <w:r>
-        <w:t>.</w:t>
-      </w:r>
-      <w:proofErr w:type="gramStart"/>
-      <w:r>
-        <w:t>ProductService</w:t>
-      </w:r>
-      <w:proofErr w:type="spellEnd"/>
-      <w:r>
-        <w:t>;</w:t>
-      </w:r>
-      <w:proofErr w:type="gramEnd"/>
     </w:p>
     <w:p/>
     <w:p>
@@ -893,6 +692,7 @@
     </w:p>
     <w:p>
       <w:r>
+        <w:lastRenderedPageBreak/>
         <w:t xml:space="preserve">public class </w:t>
       </w:r>
       <w:proofErr w:type="spellStart"/>
@@ -905,6 +705,284 @@
       </w:r>
     </w:p>
     <w:p/>
+    <w:p>
+      <w:r>
+        <w:t xml:space="preserve">    </w:t>
+      </w:r>
+      <w:r>
+        <w:rPr>
+          <w:i/>
+          <w:iCs/>
+        </w:rPr>
+        <w:t>@Autowired</w:t>
+      </w:r>
+    </w:p>
+    <w:p>
+      <w:r>
+        <w:t xml:space="preserve">    </w:t>
+      </w:r>
+      <w:proofErr w:type="spellStart"/>
+      <w:r>
+        <w:t>ProductService</w:t>
+      </w:r>
+      <w:proofErr w:type="spellEnd"/>
+      <w:r>
+        <w:t xml:space="preserve"> service;</w:t>
+      </w:r>
+    </w:p>
+    <w:p/>
+    <w:p>
+      <w:r>
+        <w:t xml:space="preserve">    // Add product (for testing)</w:t>
+      </w:r>
+    </w:p>
+    <w:p>
+      <w:r>
+        <w:t xml:space="preserve">    </w:t>
+      </w:r>
+      <w:r>
+        <w:rPr>
+          <w:i/>
+          <w:iCs/>
+        </w:rPr>
+        <w:t>@PostMapping</w:t>
+      </w:r>
+    </w:p>
+    <w:p>
+      <w:r>
+        <w:t xml:space="preserve">    public Product </w:t>
+      </w:r>
+      <w:proofErr w:type="spellStart"/>
+      <w:r>
+        <w:t>addProduct</w:t>
+      </w:r>
+      <w:proofErr w:type="spellEnd"/>
+      <w:r>
+        <w:t>(</w:t>
+      </w:r>
+      <w:r>
+        <w:rPr>
+          <w:i/>
+          <w:iCs/>
+        </w:rPr>
+        <w:t>@RequestBody</w:t>
+      </w:r>
+      <w:r>
+        <w:t xml:space="preserve"> Product product) {</w:t>
+      </w:r>
+    </w:p>
+    <w:p>
+      <w:r>
+        <w:t xml:space="preserve">        return </w:t>
+      </w:r>
+      <w:proofErr w:type="spellStart"/>
+      <w:r>
+        <w:t>service.addProduct</w:t>
+      </w:r>
+      <w:proofErr w:type="spellEnd"/>
+      <w:r>
+        <w:t>(product);</w:t>
+      </w:r>
+    </w:p>
+    <w:p>
+      <w:r>
+        <w:t xml:space="preserve">    }</w:t>
+      </w:r>
+    </w:p>
+    <w:p/>
+    <w:p>
+      <w:r>
+        <w:t xml:space="preserve">    // Get all products</w:t>
+      </w:r>
+    </w:p>
+    <w:p>
+      <w:r>
+        <w:t xml:space="preserve">    </w:t>
+      </w:r>
+      <w:r>
+        <w:rPr>
+          <w:i/>
+          <w:iCs/>
+        </w:rPr>
+        <w:t>@GetMapping</w:t>
+      </w:r>
+    </w:p>
+    <w:p>
+      <w:r>
+        <w:t xml:space="preserve">    public List&lt;Product&gt; </w:t>
+      </w:r>
+      <w:proofErr w:type="spellStart"/>
+      <w:r>
+        <w:t>getAll</w:t>
+      </w:r>
+      <w:proofErr w:type="spellEnd"/>
+      <w:r>
+        <w:t>() {</w:t>
+      </w:r>
+    </w:p>
+    <w:p>
+      <w:r>
+        <w:t xml:space="preserve">        return </w:t>
+      </w:r>
+      <w:proofErr w:type="spellStart"/>
+      <w:r>
+        <w:t>service.getAllProducts</w:t>
+      </w:r>
+      <w:proofErr w:type="spellEnd"/>
+      <w:r>
+        <w:t>();</w:t>
+      </w:r>
+    </w:p>
+    <w:p>
+      <w:r>
+        <w:t xml:space="preserve">    }</w:t>
+      </w:r>
+    </w:p>
+    <w:p/>
+    <w:p>
+      <w:r>
+        <w:t xml:space="preserve">    // a. Category search</w:t>
+      </w:r>
+    </w:p>
+    <w:p>
+      <w:r>
+        <w:t xml:space="preserve">    </w:t>
+      </w:r>
+      <w:r>
+        <w:rPr>
+          <w:i/>
+          <w:iCs/>
+        </w:rPr>
+        <w:t>@GetMapping</w:t>
+      </w:r>
+      <w:r>
+        <w:t>("/category/{category}")</w:t>
+      </w:r>
+    </w:p>
+    <w:p>
+      <w:r>
+        <w:t xml:space="preserve">    public List&lt;Product&gt; </w:t>
+      </w:r>
+      <w:proofErr w:type="spellStart"/>
+      <w:r>
+        <w:t>getByCategory</w:t>
+      </w:r>
+      <w:proofErr w:type="spellEnd"/>
+      <w:r>
+        <w:t>(</w:t>
+      </w:r>
+      <w:r>
+        <w:rPr>
+          <w:i/>
+          <w:iCs/>
+        </w:rPr>
+        <w:t>@PathVariable</w:t>
+      </w:r>
+      <w:r>
+        <w:t xml:space="preserve"> String category) {</w:t>
+      </w:r>
+    </w:p>
+    <w:p>
+      <w:r>
+        <w:t xml:space="preserve">        return </w:t>
+      </w:r>
+      <w:proofErr w:type="spellStart"/>
+      <w:r>
+        <w:t>service.getByCategory</w:t>
+      </w:r>
+      <w:proofErr w:type="spellEnd"/>
+      <w:r>
+        <w:t>(category);</w:t>
+      </w:r>
+    </w:p>
+    <w:p>
+      <w:r>
+        <w:t xml:space="preserve">    }</w:t>
+      </w:r>
+    </w:p>
+    <w:p/>
+    <w:p>
+      <w:r>
+        <w:t xml:space="preserve">    // b. Price filter</w:t>
+      </w:r>
+    </w:p>
+    <w:p>
+      <w:r>
+        <w:t xml:space="preserve">    </w:t>
+      </w:r>
+      <w:r>
+        <w:rPr>
+          <w:i/>
+          <w:iCs/>
+        </w:rPr>
+        <w:t>@GetMapping</w:t>
+      </w:r>
+      <w:r>
+        <w:t>("/filter")</w:t>
+      </w:r>
+    </w:p>
+    <w:p>
+      <w:r>
+        <w:t xml:space="preserve">    public List&lt;Product&gt; </w:t>
+      </w:r>
+      <w:proofErr w:type="spellStart"/>
+      <w:r>
+        <w:t>filterByPrice</w:t>
+      </w:r>
+      <w:proofErr w:type="spellEnd"/>
+      <w:r>
+        <w:t>(</w:t>
+      </w:r>
+      <w:r>
+        <w:rPr>
+          <w:i/>
+          <w:iCs/>
+        </w:rPr>
+        <w:t>@RequestParam</w:t>
+      </w:r>
+      <w:r>
+        <w:t xml:space="preserve"> Double min,</w:t>
+      </w:r>
+    </w:p>
+    <w:p>
+      <w:r>
+        <w:t xml:space="preserve">                                       </w:t>
+      </w:r>
+      <w:r>
+        <w:rPr>
+          <w:i/>
+          <w:iCs/>
+        </w:rPr>
+        <w:t>@RequestParam</w:t>
+      </w:r>
+      <w:r>
+        <w:t xml:space="preserve"> Double max) {</w:t>
+      </w:r>
+    </w:p>
+    <w:p>
+      <w:r>
+        <w:t xml:space="preserve">        return </w:t>
+      </w:r>
+      <w:proofErr w:type="spellStart"/>
+      <w:r>
+        <w:t>service.getByPriceRange</w:t>
+      </w:r>
+      <w:proofErr w:type="spellEnd"/>
+      <w:r>
+        <w:t>(min, max);</w:t>
+      </w:r>
+    </w:p>
+    <w:p>
+      <w:r>
+        <w:t xml:space="preserve">    }</w:t>
+      </w:r>
+    </w:p>
+    <w:p/>
+    <w:p>
+      <w:r>
+        <w:t xml:space="preserve">    // c. Sorted products</w:t>
+      </w:r>
+    </w:p>
     <w:p>
       <w:r>
         <w:lastRenderedPageBreak/>
@@ -915,31 +993,47 @@
           <w:i/>
           <w:iCs/>
         </w:rPr>
-        <w:t>@Autowired</w:t>
-      </w:r>
-    </w:p>
-    <w:p>
-      <w:r>
-        <w:t xml:space="preserve">    </w:t>
-      </w:r>
-      <w:proofErr w:type="spellStart"/>
-      <w:r>
-        <w:t>ProductService</w:t>
-      </w:r>
-      <w:proofErr w:type="spellEnd"/>
-      <w:r>
-        <w:t xml:space="preserve"> </w:t>
-      </w:r>
-      <w:proofErr w:type="gramStart"/>
-      <w:r>
-        <w:t>service;</w:t>
-      </w:r>
-      <w:proofErr w:type="gramEnd"/>
-    </w:p>
-    <w:p/>
-    <w:p>
-      <w:r>
-        <w:t xml:space="preserve">    // Add product (for testing)</w:t>
+        <w:t>@GetMapping</w:t>
+      </w:r>
+      <w:r>
+        <w:t>("/sorted")</w:t>
+      </w:r>
+    </w:p>
+    <w:p>
+      <w:r>
+        <w:t xml:space="preserve">    public List&lt;Product&gt; </w:t>
+      </w:r>
+      <w:proofErr w:type="spellStart"/>
+      <w:r>
+        <w:t>getSorted</w:t>
+      </w:r>
+      <w:proofErr w:type="spellEnd"/>
+      <w:r>
+        <w:t>() {</w:t>
+      </w:r>
+    </w:p>
+    <w:p>
+      <w:r>
+        <w:t xml:space="preserve">        return </w:t>
+      </w:r>
+      <w:proofErr w:type="spellStart"/>
+      <w:r>
+        <w:t>service.getSortedProducts</w:t>
+      </w:r>
+      <w:proofErr w:type="spellEnd"/>
+      <w:r>
+        <w:t>();</w:t>
+      </w:r>
+    </w:p>
+    <w:p>
+      <w:r>
+        <w:t xml:space="preserve">    }</w:t>
+      </w:r>
+    </w:p>
+    <w:p/>
+    <w:p>
+      <w:r>
+        <w:t xml:space="preserve">    // d. Expensive products</w:t>
       </w:r>
     </w:p>
     <w:p>
@@ -951,32 +1045,33 @@
           <w:i/>
           <w:iCs/>
         </w:rPr>
-        <w:t>@PostMapping</w:t>
-      </w:r>
-    </w:p>
-    <w:p>
-      <w:r>
-        <w:t xml:space="preserve">    public Product </w:t>
-      </w:r>
-      <w:proofErr w:type="spellStart"/>
-      <w:proofErr w:type="gramStart"/>
-      <w:r>
-        <w:t>addProduct</w:t>
+        <w:t>@GetMapping</w:t>
+      </w:r>
+      <w:r>
+        <w:t>("/expensive/{price}")</w:t>
+      </w:r>
+    </w:p>
+    <w:p>
+      <w:r>
+        <w:t xml:space="preserve">    public List&lt;Product&gt; </w:t>
+      </w:r>
+      <w:proofErr w:type="spellStart"/>
+      <w:r>
+        <w:t>getExpensive</w:t>
       </w:r>
       <w:proofErr w:type="spellEnd"/>
       <w:r>
         <w:t>(</w:t>
       </w:r>
-      <w:proofErr w:type="gramEnd"/>
       <w:r>
         <w:rPr>
           <w:i/>
           <w:iCs/>
         </w:rPr>
-        <w:t>@RequestBody</w:t>
-      </w:r>
-      <w:r>
-        <w:t xml:space="preserve"> Product product) {</w:t>
+        <w:t>@PathVariable</w:t>
+      </w:r>
+      <w:r>
+        <w:t xml:space="preserve"> Double price) {</w:t>
       </w:r>
     </w:p>
     <w:p>
@@ -984,30 +1079,192 @@
         <w:t xml:space="preserve">        return </w:t>
       </w:r>
       <w:proofErr w:type="spellStart"/>
-      <w:proofErr w:type="gramStart"/>
-      <w:r>
-        <w:t>service.addProduct</w:t>
-      </w:r>
-      <w:proofErr w:type="spellEnd"/>
-      <w:proofErr w:type="gramEnd"/>
-      <w:r>
-        <w:t>(product</w:t>
-      </w:r>
-      <w:proofErr w:type="gramStart"/>
-      <w:r>
-        <w:t>);</w:t>
-      </w:r>
-      <w:proofErr w:type="gramEnd"/>
+      <w:r>
+        <w:t>service.getExpensiveProducts</w:t>
+      </w:r>
+      <w:proofErr w:type="spellEnd"/>
+      <w:r>
+        <w:t>(price);</w:t>
+      </w:r>
     </w:p>
     <w:p>
       <w:r>
         <w:t xml:space="preserve">    }</w:t>
       </w:r>
     </w:p>
-    <w:p/>
-    <w:p>
-      <w:r>
-        <w:t xml:space="preserve">    // Get all products</w:t>
+    <w:p>
+      <w:r>
+        <w:t>}</w:t>
+      </w:r>
+    </w:p>
+    <w:p/>
+    <w:p>
+      <w:pPr>
+        <w:rPr>
+          <w:b/>
+          <w:bCs/>
+        </w:rPr>
+      </w:pPr>
+      <w:r>
+        <w:rPr>
+          <w:b/>
+          <w:bCs/>
+        </w:rPr>
+        <w:t>ProductRepository.java:</w:t>
+      </w:r>
+    </w:p>
+    <w:p>
+      <w:r>
+        <w:t xml:space="preserve">package </w:t>
+      </w:r>
+      <w:proofErr w:type="spellStart"/>
+      <w:r>
+        <w:t>com.klu.repository</w:t>
+      </w:r>
+      <w:proofErr w:type="spellEnd"/>
+      <w:r>
+        <w:t>;</w:t>
+      </w:r>
+    </w:p>
+    <w:p/>
+    <w:p/>
+    <w:p>
+      <w:r>
+        <w:t xml:space="preserve">import </w:t>
+      </w:r>
+      <w:proofErr w:type="spellStart"/>
+      <w:r>
+        <w:t>java.util.List</w:t>
+      </w:r>
+      <w:proofErr w:type="spellEnd"/>
+      <w:r>
+        <w:t>;</w:t>
+      </w:r>
+    </w:p>
+    <w:p/>
+    <w:p>
+      <w:r>
+        <w:t xml:space="preserve">import </w:t>
+      </w:r>
+      <w:proofErr w:type="spellStart"/>
+      <w:r>
+        <w:t>org.springframework.data.jpa.repository.JpaRepository</w:t>
+      </w:r>
+      <w:proofErr w:type="spellEnd"/>
+      <w:r>
+        <w:t>;</w:t>
+      </w:r>
+    </w:p>
+    <w:p>
+      <w:r>
+        <w:t xml:space="preserve">import </w:t>
+      </w:r>
+      <w:proofErr w:type="spellStart"/>
+      <w:r>
+        <w:t>org.springframework.data.jpa.repository.Query</w:t>
+      </w:r>
+      <w:proofErr w:type="spellEnd"/>
+      <w:r>
+        <w:t>;</w:t>
+      </w:r>
+    </w:p>
+    <w:p/>
+    <w:p>
+      <w:r>
+        <w:t xml:space="preserve">import </w:t>
+      </w:r>
+      <w:proofErr w:type="spellStart"/>
+      <w:r>
+        <w:t>com.klu.model.Product</w:t>
+      </w:r>
+      <w:proofErr w:type="spellEnd"/>
+      <w:r>
+        <w:t>;</w:t>
+      </w:r>
+    </w:p>
+    <w:p/>
+    <w:p>
+      <w:r>
+        <w:t xml:space="preserve">public interface </w:t>
+      </w:r>
+      <w:proofErr w:type="spellStart"/>
+      <w:r>
+        <w:t>ProductRepository</w:t>
+      </w:r>
+      <w:proofErr w:type="spellEnd"/>
+      <w:r>
+        <w:t xml:space="preserve"> extends </w:t>
+      </w:r>
+      <w:proofErr w:type="spellStart"/>
+      <w:r>
+        <w:t>JpaRepository</w:t>
+      </w:r>
+      <w:proofErr w:type="spellEnd"/>
+      <w:r>
+        <w:t>&lt;Product, Integer&gt; {</w:t>
+      </w:r>
+    </w:p>
+    <w:p/>
+    <w:p>
+      <w:r>
+        <w:t xml:space="preserve">    // </w:t>
+      </w:r>
+      <w:r>
+        <w:rPr>
+          <w:rFonts w:ascii="Segoe UI Emoji" w:hAnsi="Segoe UI Emoji" w:cs="Segoe UI Emoji"/>
+        </w:rPr>
+        <w:t>🔹</w:t>
+      </w:r>
+      <w:r>
+        <w:t xml:space="preserve"> Derived Query Methods</w:t>
+      </w:r>
+    </w:p>
+    <w:p>
+      <w:r>
+        <w:t xml:space="preserve">    List&lt;Product&gt; </w:t>
+      </w:r>
+      <w:proofErr w:type="spellStart"/>
+      <w:r>
+        <w:t>findByCategory</w:t>
+      </w:r>
+      <w:proofErr w:type="spellEnd"/>
+      <w:r>
+        <w:t>(String category);</w:t>
+      </w:r>
+    </w:p>
+    <w:p/>
+    <w:p>
+      <w:r>
+        <w:t xml:space="preserve">    List&lt;Product&gt; </w:t>
+      </w:r>
+      <w:proofErr w:type="spellStart"/>
+      <w:r>
+        <w:t>findByPriceBetween</w:t>
+      </w:r>
+      <w:proofErr w:type="spellEnd"/>
+      <w:r>
+        <w:t>(Double min, Double max);</w:t>
+      </w:r>
+    </w:p>
+    <w:p/>
+    <w:p>
+      <w:r>
+        <w:t xml:space="preserve">    // </w:t>
+      </w:r>
+      <w:r>
+        <w:rPr>
+          <w:rFonts w:ascii="Segoe UI Emoji" w:hAnsi="Segoe UI Emoji" w:cs="Segoe UI Emoji"/>
+        </w:rPr>
+        <w:t>🔹</w:t>
+      </w:r>
+      <w:r>
+        <w:t xml:space="preserve"> JPQL Queries</w:t>
+      </w:r>
+    </w:p>
+    <w:p/>
+    <w:p>
+      <w:r>
+        <w:t xml:space="preserve">    // a. Sort by price (ascending)</w:t>
       </w:r>
     </w:p>
     <w:p>
@@ -1019,56 +1276,37 @@
           <w:i/>
           <w:iCs/>
         </w:rPr>
-        <w:t>@GetMapping</w:t>
-      </w:r>
-    </w:p>
-    <w:p>
-      <w:r>
-        <w:t xml:space="preserve">    public List&lt;Product&gt; </w:t>
-      </w:r>
-      <w:proofErr w:type="spellStart"/>
-      <w:proofErr w:type="gramStart"/>
-      <w:r>
-        <w:t>getAll</w:t>
-      </w:r>
-      <w:proofErr w:type="spellEnd"/>
-      <w:r>
-        <w:t>(</w:t>
-      </w:r>
-      <w:proofErr w:type="gramEnd"/>
-      <w:r>
-        <w:t>) {</w:t>
-      </w:r>
-    </w:p>
-    <w:p>
-      <w:r>
-        <w:t xml:space="preserve">        return </w:t>
-      </w:r>
-      <w:proofErr w:type="spellStart"/>
-      <w:proofErr w:type="gramStart"/>
-      <w:r>
-        <w:t>service.getAllProducts</w:t>
-      </w:r>
-      <w:proofErr w:type="spellEnd"/>
-      <w:proofErr w:type="gramEnd"/>
-      <w:r>
-        <w:t>(</w:t>
-      </w:r>
-      <w:proofErr w:type="gramStart"/>
-      <w:r>
-        <w:t>);</w:t>
-      </w:r>
-      <w:proofErr w:type="gramEnd"/>
-    </w:p>
-    <w:p>
-      <w:r>
-        <w:t xml:space="preserve">    }</w:t>
-      </w:r>
-    </w:p>
-    <w:p/>
-    <w:p>
-      <w:r>
-        <w:t xml:space="preserve">    // a. Category search</w:t>
+        <w:t>@Query</w:t>
+      </w:r>
+      <w:r>
+        <w:t xml:space="preserve">("SELECT p FROM Product p ORDER BY </w:t>
+      </w:r>
+      <w:proofErr w:type="spellStart"/>
+      <w:r>
+        <w:t>p.price</w:t>
+      </w:r>
+      <w:proofErr w:type="spellEnd"/>
+      <w:r>
+        <w:t xml:space="preserve"> ASC")</w:t>
+      </w:r>
+    </w:p>
+    <w:p>
+      <w:r>
+        <w:t xml:space="preserve">    List&lt;Product&gt; </w:t>
+      </w:r>
+      <w:proofErr w:type="spellStart"/>
+      <w:r>
+        <w:t>getProductsSortedByPrice</w:t>
+      </w:r>
+      <w:proofErr w:type="spellEnd"/>
+      <w:r>
+        <w:t>();</w:t>
+      </w:r>
+    </w:p>
+    <w:p/>
+    <w:p>
+      <w:r>
+        <w:t xml:space="preserve">    // b. Products above price</w:t>
       </w:r>
     </w:p>
     <w:p>
@@ -1080,121 +1318,239 @@
           <w:i/>
           <w:iCs/>
         </w:rPr>
-        <w:t>@GetMapping</w:t>
-      </w:r>
-      <w:r>
-        <w:t>("/category/{category}")</w:t>
-      </w:r>
-    </w:p>
-    <w:p>
-      <w:r>
-        <w:t xml:space="preserve">    public List&lt;Product&gt; </w:t>
-      </w:r>
-      <w:proofErr w:type="spellStart"/>
-      <w:proofErr w:type="gramStart"/>
-      <w:r>
-        <w:t>getByCategory</w:t>
-      </w:r>
-      <w:proofErr w:type="spellEnd"/>
-      <w:r>
-        <w:t>(</w:t>
-      </w:r>
-      <w:proofErr w:type="gramEnd"/>
+        <w:t>@Query</w:t>
+      </w:r>
+      <w:r>
+        <w:t xml:space="preserve">("SELECT p FROM Product p WHERE </w:t>
+      </w:r>
+      <w:proofErr w:type="spellStart"/>
+      <w:r>
+        <w:t>p.price</w:t>
+      </w:r>
+      <w:proofErr w:type="spellEnd"/>
+      <w:r>
+        <w:t xml:space="preserve"> &gt; :price")</w:t>
+      </w:r>
+    </w:p>
+    <w:p>
+      <w:r>
+        <w:t xml:space="preserve">    List&lt;Product&gt; </w:t>
+      </w:r>
+      <w:proofErr w:type="spellStart"/>
+      <w:r>
+        <w:t>getExpensiveProducts</w:t>
+      </w:r>
+      <w:proofErr w:type="spellEnd"/>
+      <w:r>
+        <w:t>(Double price);</w:t>
+      </w:r>
+    </w:p>
+    <w:p/>
+    <w:p>
+      <w:r>
+        <w:t xml:space="preserve">    // c. Products by category (JPQL)</w:t>
+      </w:r>
+    </w:p>
+    <w:p>
+      <w:r>
+        <w:t xml:space="preserve">    </w:t>
+      </w:r>
       <w:r>
         <w:rPr>
           <w:i/>
           <w:iCs/>
         </w:rPr>
-        <w:t>@PathVariable</w:t>
-      </w:r>
-      <w:r>
-        <w:t xml:space="preserve"> String category) {</w:t>
-      </w:r>
-    </w:p>
-    <w:p>
-      <w:r>
-        <w:t xml:space="preserve">        return </w:t>
-      </w:r>
-      <w:proofErr w:type="spellStart"/>
-      <w:proofErr w:type="gramStart"/>
-      <w:r>
-        <w:t>service.getByCategory</w:t>
-      </w:r>
-      <w:proofErr w:type="spellEnd"/>
-      <w:proofErr w:type="gramEnd"/>
-      <w:r>
-        <w:t>(category</w:t>
-      </w:r>
-      <w:proofErr w:type="gramStart"/>
-      <w:r>
-        <w:t>);</w:t>
-      </w:r>
-      <w:proofErr w:type="gramEnd"/>
-    </w:p>
-    <w:p>
-      <w:r>
-        <w:t xml:space="preserve">    }</w:t>
-      </w:r>
-    </w:p>
-    <w:p/>
-    <w:p>
-      <w:r>
-        <w:t xml:space="preserve">    // b. Price filter</w:t>
-      </w:r>
-    </w:p>
-    <w:p>
-      <w:r>
-        <w:t xml:space="preserve">    </w:t>
-      </w:r>
+        <w:t>@Query</w:t>
+      </w:r>
+      <w:r>
+        <w:t xml:space="preserve">("SELECT p FROM Product p WHERE </w:t>
+      </w:r>
+      <w:proofErr w:type="spellStart"/>
+      <w:r>
+        <w:t>p.category</w:t>
+      </w:r>
+      <w:proofErr w:type="spellEnd"/>
+      <w:r>
+        <w:t xml:space="preserve"> = :category")</w:t>
+      </w:r>
+    </w:p>
+    <w:p>
+      <w:r>
+        <w:t xml:space="preserve">    List&lt;Product&gt; </w:t>
+      </w:r>
+      <w:proofErr w:type="spellStart"/>
+      <w:r>
+        <w:t>getProductsByCategoryJPQL</w:t>
+      </w:r>
+      <w:proofErr w:type="spellEnd"/>
+      <w:r>
+        <w:t>(String category);</w:t>
+      </w:r>
+    </w:p>
+    <w:p>
+      <w:r>
+        <w:t>}</w:t>
+      </w:r>
+    </w:p>
+    <w:p/>
+    <w:p>
+      <w:pPr>
+        <w:rPr>
+          <w:b/>
+          <w:bCs/>
+        </w:rPr>
+      </w:pPr>
+      <w:r>
+        <w:rPr>
+          <w:b/>
+          <w:bCs/>
+        </w:rPr>
+        <w:t>ProductService.java:</w:t>
+      </w:r>
+    </w:p>
+    <w:p>
+      <w:r>
+        <w:t xml:space="preserve">package </w:t>
+      </w:r>
+      <w:proofErr w:type="spellStart"/>
+      <w:r>
+        <w:t>com.klu.service</w:t>
+      </w:r>
+      <w:proofErr w:type="spellEnd"/>
+      <w:r>
+        <w:t>;</w:t>
+      </w:r>
+    </w:p>
+    <w:p/>
+    <w:p/>
+    <w:p>
+      <w:r>
+        <w:t xml:space="preserve">import </w:t>
+      </w:r>
+      <w:proofErr w:type="spellStart"/>
+      <w:r>
+        <w:t>java.util.List</w:t>
+      </w:r>
+      <w:proofErr w:type="spellEnd"/>
+      <w:r>
+        <w:t>;</w:t>
+      </w:r>
+    </w:p>
+    <w:p/>
+    <w:p>
+      <w:r>
+        <w:t xml:space="preserve">import </w:t>
+      </w:r>
+      <w:proofErr w:type="spellStart"/>
+      <w:r>
+        <w:t>org.springframework.beans.factory.annotation.Autowired</w:t>
+      </w:r>
+      <w:proofErr w:type="spellEnd"/>
+      <w:r>
+        <w:t>;</w:t>
+      </w:r>
+    </w:p>
+    <w:p>
+      <w:r>
+        <w:t xml:space="preserve">import </w:t>
+      </w:r>
+      <w:proofErr w:type="spellStart"/>
+      <w:r>
+        <w:t>org.springframework.stereotype.Service</w:t>
+      </w:r>
+      <w:proofErr w:type="spellEnd"/>
+      <w:r>
+        <w:t>;</w:t>
+      </w:r>
+    </w:p>
+    <w:p/>
+    <w:p>
+      <w:r>
+        <w:t xml:space="preserve">import </w:t>
+      </w:r>
+      <w:proofErr w:type="spellStart"/>
+      <w:r>
+        <w:t>com.klu.model.Product</w:t>
+      </w:r>
+      <w:proofErr w:type="spellEnd"/>
+      <w:r>
+        <w:t>;</w:t>
+      </w:r>
+    </w:p>
+    <w:p>
+      <w:r>
+        <w:t xml:space="preserve">import </w:t>
+      </w:r>
+      <w:proofErr w:type="spellStart"/>
+      <w:r>
+        <w:t>com.klu.repository.ProductRepository</w:t>
+      </w:r>
+      <w:proofErr w:type="spellEnd"/>
+      <w:r>
+        <w:t>;</w:t>
+      </w:r>
+    </w:p>
+    <w:p/>
+    <w:p>
       <w:r>
         <w:rPr>
           <w:i/>
           <w:iCs/>
         </w:rPr>
-        <w:t>@GetMapping</w:t>
-      </w:r>
-      <w:r>
-        <w:t>("/filter")</w:t>
-      </w:r>
-    </w:p>
-    <w:p>
-      <w:r>
-        <w:t xml:space="preserve">    public List&lt;Product&gt; </w:t>
-      </w:r>
-      <w:proofErr w:type="spellStart"/>
-      <w:proofErr w:type="gramStart"/>
-      <w:r>
-        <w:t>filterByPrice</w:t>
-      </w:r>
-      <w:proofErr w:type="spellEnd"/>
-      <w:r>
-        <w:t>(</w:t>
-      </w:r>
-      <w:proofErr w:type="gramEnd"/>
+        <w:t>@Service</w:t>
+      </w:r>
+    </w:p>
+    <w:p>
+      <w:r>
+        <w:t xml:space="preserve">public class </w:t>
+      </w:r>
+      <w:proofErr w:type="spellStart"/>
+      <w:r>
+        <w:t>ProductService</w:t>
+      </w:r>
+      <w:proofErr w:type="spellEnd"/>
+      <w:r>
+        <w:t xml:space="preserve"> {</w:t>
+      </w:r>
+    </w:p>
+    <w:p/>
+    <w:p>
+      <w:r>
+        <w:t xml:space="preserve">    </w:t>
+      </w:r>
       <w:r>
         <w:rPr>
           <w:i/>
           <w:iCs/>
         </w:rPr>
-        <w:t>@RequestParam</w:t>
-      </w:r>
-      <w:r>
-        <w:t xml:space="preserve"> Double min,</w:t>
-      </w:r>
-    </w:p>
-    <w:p>
-      <w:r>
-        <w:t xml:space="preserve">                                       </w:t>
-      </w:r>
-      <w:r>
-        <w:rPr>
-          <w:i/>
-          <w:iCs/>
-        </w:rPr>
-        <w:t>@RequestParam</w:t>
-      </w:r>
-      <w:r>
-        <w:t xml:space="preserve"> Double max) {</w:t>
+        <w:t>@Autowired</w:t>
+      </w:r>
+    </w:p>
+    <w:p>
+      <w:r>
+        <w:t xml:space="preserve">    </w:t>
+      </w:r>
+      <w:proofErr w:type="spellStart"/>
+      <w:r>
+        <w:t>ProductRepository</w:t>
+      </w:r>
+      <w:proofErr w:type="spellEnd"/>
+      <w:r>
+        <w:t xml:space="preserve"> repo;</w:t>
+      </w:r>
+    </w:p>
+    <w:p/>
+    <w:p>
+      <w:r>
+        <w:t xml:space="preserve">    public List&lt;Product&gt; </w:t>
+      </w:r>
+      <w:proofErr w:type="spellStart"/>
+      <w:r>
+        <w:t>getByCategory</w:t>
+      </w:r>
+      <w:proofErr w:type="spellEnd"/>
+      <w:r>
+        <w:t>(String category) {</w:t>
       </w:r>
     </w:p>
     <w:p>
@@ -1202,20 +1558,13 @@
         <w:t xml:space="preserve">        return </w:t>
       </w:r>
       <w:proofErr w:type="spellStart"/>
-      <w:proofErr w:type="gramStart"/>
-      <w:r>
-        <w:t>service.getByPriceRange</w:t>
-      </w:r>
-      <w:proofErr w:type="spellEnd"/>
-      <w:proofErr w:type="gramEnd"/>
-      <w:r>
-        <w:t>(min, max</w:t>
-      </w:r>
-      <w:proofErr w:type="gramStart"/>
-      <w:r>
-        <w:t>);</w:t>
-      </w:r>
-      <w:proofErr w:type="gramEnd"/>
+      <w:r>
+        <w:t>repo.findByCategory</w:t>
+      </w:r>
+      <w:proofErr w:type="spellEnd"/>
+      <w:r>
+        <w:t>(category);</w:t>
+      </w:r>
     </w:p>
     <w:p>
       <w:r>
@@ -1225,62 +1574,29 @@
     <w:p/>
     <w:p>
       <w:r>
-        <w:t xml:space="preserve">    // c. Sorted products</w:t>
-      </w:r>
-    </w:p>
-    <w:p>
-      <w:r>
-        <w:t xml:space="preserve">    </w:t>
-      </w:r>
-      <w:r>
-        <w:rPr>
-          <w:i/>
-          <w:iCs/>
-        </w:rPr>
-        <w:t>@GetMapping</w:t>
-      </w:r>
-      <w:r>
-        <w:t>("/sorted")</w:t>
-      </w:r>
-    </w:p>
-    <w:p>
-      <w:r>
         <w:t xml:space="preserve">    public List&lt;Product&gt; </w:t>
       </w:r>
       <w:proofErr w:type="spellStart"/>
-      <w:proofErr w:type="gramStart"/>
-      <w:r>
-        <w:t>getSorted</w:t>
-      </w:r>
-      <w:proofErr w:type="spellEnd"/>
-      <w:r>
-        <w:t>(</w:t>
-      </w:r>
-      <w:proofErr w:type="gramEnd"/>
-      <w:r>
-        <w:t>) {</w:t>
-      </w:r>
-    </w:p>
-    <w:p>
-      <w:r>
-        <w:lastRenderedPageBreak/>
+      <w:r>
+        <w:t>getByPriceRange</w:t>
+      </w:r>
+      <w:proofErr w:type="spellEnd"/>
+      <w:r>
+        <w:t>(Double min, Double max) {</w:t>
+      </w:r>
+    </w:p>
+    <w:p>
+      <w:r>
         <w:t xml:space="preserve">        return </w:t>
       </w:r>
       <w:proofErr w:type="spellStart"/>
-      <w:proofErr w:type="gramStart"/>
-      <w:r>
-        <w:t>service.getSortedProducts</w:t>
-      </w:r>
-      <w:proofErr w:type="spellEnd"/>
-      <w:proofErr w:type="gramEnd"/>
-      <w:r>
-        <w:t>(</w:t>
-      </w:r>
-      <w:proofErr w:type="gramStart"/>
-      <w:r>
-        <w:t>);</w:t>
-      </w:r>
-      <w:proofErr w:type="gramEnd"/>
+      <w:r>
+        <w:t>repo.findByPriceBetween</w:t>
+      </w:r>
+      <w:proofErr w:type="spellEnd"/>
+      <w:r>
+        <w:t>(min, max);</w:t>
+      </w:r>
     </w:p>
     <w:p>
       <w:r>
@@ -1290,47 +1606,15 @@
     <w:p/>
     <w:p>
       <w:r>
-        <w:t xml:space="preserve">    // d. Expensive products</w:t>
-      </w:r>
-    </w:p>
-    <w:p>
-      <w:r>
-        <w:t xml:space="preserve">    </w:t>
-      </w:r>
-      <w:r>
-        <w:rPr>
-          <w:i/>
-          <w:iCs/>
-        </w:rPr>
-        <w:t>@GetMapping</w:t>
-      </w:r>
-      <w:r>
-        <w:t>("/expensive/{price}")</w:t>
-      </w:r>
-    </w:p>
-    <w:p>
-      <w:r>
         <w:t xml:space="preserve">    public List&lt;Product&gt; </w:t>
       </w:r>
       <w:proofErr w:type="spellStart"/>
-      <w:proofErr w:type="gramStart"/>
-      <w:r>
-        <w:t>getExpensive</w:t>
-      </w:r>
-      <w:proofErr w:type="spellEnd"/>
-      <w:r>
-        <w:t>(</w:t>
-      </w:r>
-      <w:proofErr w:type="gramEnd"/>
-      <w:r>
-        <w:rPr>
-          <w:i/>
-          <w:iCs/>
-        </w:rPr>
-        <w:t>@PathVariable</w:t>
-      </w:r>
-      <w:r>
-        <w:t xml:space="preserve"> Double price) {</w:t>
+      <w:r>
+        <w:t>getSortedProducts</w:t>
+      </w:r>
+      <w:proofErr w:type="spellEnd"/>
+      <w:r>
+        <w:t>() {</w:t>
       </w:r>
     </w:p>
     <w:p>
@@ -1338,31 +1622,121 @@
         <w:t xml:space="preserve">        return </w:t>
       </w:r>
       <w:proofErr w:type="spellStart"/>
-      <w:proofErr w:type="gramStart"/>
-      <w:r>
-        <w:t>service.getExpensiveProducts</w:t>
-      </w:r>
-      <w:proofErr w:type="spellEnd"/>
-      <w:proofErr w:type="gramEnd"/>
-      <w:r>
-        <w:t>(price</w:t>
-      </w:r>
-      <w:proofErr w:type="gramStart"/>
-      <w:r>
-        <w:t>);</w:t>
-      </w:r>
-      <w:proofErr w:type="gramEnd"/>
+      <w:r>
+        <w:t>repo.getProductsSortedByPrice</w:t>
+      </w:r>
+      <w:proofErr w:type="spellEnd"/>
+      <w:r>
+        <w:t>();</w:t>
+      </w:r>
     </w:p>
     <w:p>
       <w:r>
         <w:t xml:space="preserve">    }</w:t>
       </w:r>
     </w:p>
+    <w:p/>
+    <w:p>
+      <w:r>
+        <w:t xml:space="preserve">    public List&lt;Product&gt; </w:t>
+      </w:r>
+      <w:proofErr w:type="spellStart"/>
+      <w:r>
+        <w:t>getExpensiveProducts</w:t>
+      </w:r>
+      <w:proofErr w:type="spellEnd"/>
+      <w:r>
+        <w:t>(Double price) {</w:t>
+      </w:r>
+    </w:p>
+    <w:p>
+      <w:r>
+        <w:t xml:space="preserve">        return </w:t>
+      </w:r>
+      <w:proofErr w:type="spellStart"/>
+      <w:r>
+        <w:t>repo.getExpensiveProducts</w:t>
+      </w:r>
+      <w:proofErr w:type="spellEnd"/>
+      <w:r>
+        <w:t>(price);</w:t>
+      </w:r>
+    </w:p>
+    <w:p>
+      <w:r>
+        <w:t xml:space="preserve">    }</w:t>
+      </w:r>
+    </w:p>
+    <w:p/>
+    <w:p>
+      <w:r>
+        <w:t xml:space="preserve">    public Product </w:t>
+      </w:r>
+      <w:proofErr w:type="spellStart"/>
+      <w:r>
+        <w:t>addProduct</w:t>
+      </w:r>
+      <w:proofErr w:type="spellEnd"/>
+      <w:r>
+        <w:t>(Product product) {</w:t>
+      </w:r>
+    </w:p>
+    <w:p>
+      <w:r>
+        <w:t xml:space="preserve">        return </w:t>
+      </w:r>
+      <w:proofErr w:type="spellStart"/>
+      <w:r>
+        <w:t>repo.save</w:t>
+      </w:r>
+      <w:proofErr w:type="spellEnd"/>
+      <w:r>
+        <w:t>(product);</w:t>
+      </w:r>
+    </w:p>
+    <w:p>
+      <w:r>
+        <w:t xml:space="preserve">    }</w:t>
+      </w:r>
+    </w:p>
+    <w:p/>
+    <w:p>
+      <w:r>
+        <w:t xml:space="preserve">    public List&lt;Product&gt; </w:t>
+      </w:r>
+      <w:proofErr w:type="spellStart"/>
+      <w:r>
+        <w:t>getAllProducts</w:t>
+      </w:r>
+      <w:proofErr w:type="spellEnd"/>
+      <w:r>
+        <w:t>() {</w:t>
+      </w:r>
+    </w:p>
+    <w:p>
+      <w:r>
+        <w:t xml:space="preserve">        return </w:t>
+      </w:r>
+      <w:proofErr w:type="spellStart"/>
+      <w:r>
+        <w:t>repo.findAll</w:t>
+      </w:r>
+      <w:proofErr w:type="spellEnd"/>
+      <w:r>
+        <w:t>();</w:t>
+      </w:r>
+    </w:p>
+    <w:p>
+      <w:r>
+        <w:t xml:space="preserve">    }</w:t>
+      </w:r>
+    </w:p>
     <w:p>
       <w:r>
         <w:t>}</w:t>
       </w:r>
     </w:p>
+    <w:p/>
     <w:p/>
     <w:p>
       <w:pPr>
@@ -1376,432 +1750,9 @@
           <w:b/>
           <w:bCs/>
         </w:rPr>
-        <w:t>ProductRepository.java:</w:t>
-      </w:r>
-    </w:p>
-    <w:p>
-      <w:r>
-        <w:t xml:space="preserve">package </w:t>
-      </w:r>
-      <w:proofErr w:type="spellStart"/>
-      <w:proofErr w:type="gramStart"/>
-      <w:r>
-        <w:t>com.klu.repository</w:t>
-      </w:r>
-      <w:proofErr w:type="spellEnd"/>
-      <w:proofErr w:type="gramEnd"/>
-      <w:r>
-        <w:t>;</w:t>
-      </w:r>
-    </w:p>
-    <w:p/>
-    <w:p/>
-    <w:p>
-      <w:r>
-        <w:t xml:space="preserve">import </w:t>
-      </w:r>
-      <w:proofErr w:type="spellStart"/>
-      <w:proofErr w:type="gramStart"/>
-      <w:r>
-        <w:t>java.util</w:t>
-      </w:r>
-      <w:proofErr w:type="gramEnd"/>
-      <w:r>
-        <w:t>.</w:t>
-      </w:r>
-      <w:proofErr w:type="gramStart"/>
-      <w:r>
-        <w:t>List</w:t>
-      </w:r>
-      <w:proofErr w:type="spellEnd"/>
-      <w:r>
-        <w:t>;</w:t>
-      </w:r>
-      <w:proofErr w:type="gramEnd"/>
-    </w:p>
-    <w:p/>
-    <w:p>
-      <w:r>
-        <w:t xml:space="preserve">import </w:t>
-      </w:r>
-      <w:proofErr w:type="spellStart"/>
-      <w:proofErr w:type="gramStart"/>
-      <w:r>
-        <w:t>org.springframework.data.jpa.repository</w:t>
-      </w:r>
-      <w:proofErr w:type="gramEnd"/>
-      <w:r>
-        <w:t>.</w:t>
-      </w:r>
-      <w:proofErr w:type="gramStart"/>
-      <w:r>
-        <w:t>JpaRepository</w:t>
-      </w:r>
-      <w:proofErr w:type="spellEnd"/>
-      <w:r>
-        <w:t>;</w:t>
-      </w:r>
-      <w:proofErr w:type="gramEnd"/>
-    </w:p>
-    <w:p>
-      <w:r>
-        <w:t xml:space="preserve">import </w:t>
-      </w:r>
-      <w:proofErr w:type="spellStart"/>
-      <w:proofErr w:type="gramStart"/>
-      <w:r>
-        <w:t>org.springframework.data.jpa.repository</w:t>
-      </w:r>
-      <w:proofErr w:type="gramEnd"/>
-      <w:r>
-        <w:t>.</w:t>
-      </w:r>
-      <w:proofErr w:type="gramStart"/>
-      <w:r>
-        <w:t>Query</w:t>
-      </w:r>
-      <w:proofErr w:type="spellEnd"/>
-      <w:r>
-        <w:t>;</w:t>
-      </w:r>
-      <w:proofErr w:type="gramEnd"/>
-    </w:p>
-    <w:p/>
-    <w:p>
-      <w:r>
-        <w:t xml:space="preserve">import </w:t>
-      </w:r>
-      <w:proofErr w:type="spellStart"/>
-      <w:proofErr w:type="gramStart"/>
-      <w:r>
-        <w:t>com.klu.model</w:t>
-      </w:r>
-      <w:proofErr w:type="gramEnd"/>
-      <w:r>
-        <w:t>.</w:t>
-      </w:r>
-      <w:proofErr w:type="gramStart"/>
-      <w:r>
-        <w:t>Product</w:t>
-      </w:r>
-      <w:proofErr w:type="spellEnd"/>
-      <w:r>
-        <w:t>;</w:t>
-      </w:r>
-      <w:proofErr w:type="gramEnd"/>
-    </w:p>
-    <w:p/>
-    <w:p>
-      <w:r>
-        <w:t xml:space="preserve">public interface </w:t>
-      </w:r>
-      <w:proofErr w:type="spellStart"/>
-      <w:r>
-        <w:t>ProductRepository</w:t>
-      </w:r>
-      <w:proofErr w:type="spellEnd"/>
-      <w:r>
-        <w:t xml:space="preserve"> extends </w:t>
-      </w:r>
-      <w:proofErr w:type="spellStart"/>
-      <w:r>
-        <w:t>JpaRepository</w:t>
-      </w:r>
-      <w:proofErr w:type="spellEnd"/>
-      <w:r>
-        <w:t>&lt;Product, Integer&gt; {</w:t>
-      </w:r>
-    </w:p>
-    <w:p/>
-    <w:p>
-      <w:r>
-        <w:t xml:space="preserve">    // </w:t>
-      </w:r>
-      <w:r>
-        <w:rPr>
-          <w:rFonts w:ascii="Segoe UI Emoji" w:hAnsi="Segoe UI Emoji" w:cs="Segoe UI Emoji"/>
-        </w:rPr>
-        <w:t>🔹</w:t>
-      </w:r>
-      <w:r>
-        <w:t xml:space="preserve"> Derived Query Methods</w:t>
-      </w:r>
-    </w:p>
-    <w:p>
-      <w:r>
-        <w:t xml:space="preserve">    List&lt;Product&gt; </w:t>
-      </w:r>
-      <w:proofErr w:type="spellStart"/>
-      <w:proofErr w:type="gramStart"/>
-      <w:r>
-        <w:t>findByCategory</w:t>
-      </w:r>
-      <w:proofErr w:type="spellEnd"/>
-      <w:r>
-        <w:t>(</w:t>
-      </w:r>
-      <w:proofErr w:type="gramEnd"/>
-      <w:r>
-        <w:t>String category</w:t>
-      </w:r>
-      <w:proofErr w:type="gramStart"/>
-      <w:r>
-        <w:t>);</w:t>
-      </w:r>
-      <w:proofErr w:type="gramEnd"/>
-    </w:p>
-    <w:p/>
-    <w:p>
-      <w:r>
-        <w:t xml:space="preserve">    List&lt;Product&gt; </w:t>
-      </w:r>
-      <w:proofErr w:type="spellStart"/>
-      <w:proofErr w:type="gramStart"/>
-      <w:r>
-        <w:t>findByPriceBetween</w:t>
-      </w:r>
-      <w:proofErr w:type="spellEnd"/>
-      <w:r>
-        <w:t>(</w:t>
-      </w:r>
-      <w:proofErr w:type="gramEnd"/>
-      <w:r>
-        <w:t>Double min, Double max</w:t>
-      </w:r>
-      <w:proofErr w:type="gramStart"/>
-      <w:r>
-        <w:t>);</w:t>
-      </w:r>
-      <w:proofErr w:type="gramEnd"/>
-    </w:p>
-    <w:p/>
-    <w:p>
-      <w:r>
-        <w:t xml:space="preserve">    // </w:t>
-      </w:r>
-      <w:r>
-        <w:rPr>
-          <w:rFonts w:ascii="Segoe UI Emoji" w:hAnsi="Segoe UI Emoji" w:cs="Segoe UI Emoji"/>
-        </w:rPr>
-        <w:t>🔹</w:t>
-      </w:r>
-      <w:r>
-        <w:t xml:space="preserve"> JPQL Queries</w:t>
-      </w:r>
-    </w:p>
-    <w:p/>
-    <w:p>
-      <w:r>
-        <w:t xml:space="preserve">    // a. Sort by price (ascending)</w:t>
-      </w:r>
-    </w:p>
-    <w:p>
-      <w:r>
-        <w:lastRenderedPageBreak/>
-        <w:t xml:space="preserve">    </w:t>
-      </w:r>
-      <w:r>
-        <w:rPr>
-          <w:i/>
-          <w:iCs/>
-        </w:rPr>
-        <w:t>@</w:t>
-      </w:r>
-      <w:proofErr w:type="gramStart"/>
-      <w:r>
-        <w:rPr>
-          <w:i/>
-          <w:iCs/>
-        </w:rPr>
-        <w:t>Query</w:t>
-      </w:r>
-      <w:r>
-        <w:t>(</w:t>
-      </w:r>
-      <w:proofErr w:type="gramEnd"/>
-      <w:r>
-        <w:t xml:space="preserve">"SELECT p FROM Product p ORDER BY </w:t>
-      </w:r>
-      <w:proofErr w:type="spellStart"/>
-      <w:proofErr w:type="gramStart"/>
-      <w:r>
-        <w:t>p.price</w:t>
-      </w:r>
-      <w:proofErr w:type="spellEnd"/>
-      <w:proofErr w:type="gramEnd"/>
-      <w:r>
-        <w:t xml:space="preserve"> ASC")</w:t>
-      </w:r>
-    </w:p>
-    <w:p>
-      <w:r>
-        <w:t xml:space="preserve">    List&lt;Product&gt; </w:t>
-      </w:r>
-      <w:proofErr w:type="spellStart"/>
-      <w:proofErr w:type="gramStart"/>
-      <w:r>
-        <w:t>getProductsSortedByPrice</w:t>
-      </w:r>
-      <w:proofErr w:type="spellEnd"/>
-      <w:r>
-        <w:t>();</w:t>
-      </w:r>
-      <w:proofErr w:type="gramEnd"/>
-    </w:p>
-    <w:p/>
-    <w:p>
-      <w:r>
-        <w:t xml:space="preserve">    // b. Products above price</w:t>
-      </w:r>
-    </w:p>
-    <w:p>
-      <w:r>
-        <w:t xml:space="preserve">    </w:t>
-      </w:r>
-      <w:r>
-        <w:rPr>
-          <w:i/>
-          <w:iCs/>
-        </w:rPr>
-        <w:t>@</w:t>
-      </w:r>
-      <w:proofErr w:type="gramStart"/>
-      <w:r>
-        <w:rPr>
-          <w:i/>
-          <w:iCs/>
-        </w:rPr>
-        <w:t>Query</w:t>
-      </w:r>
-      <w:r>
-        <w:t>(</w:t>
-      </w:r>
-      <w:proofErr w:type="gramEnd"/>
-      <w:r>
-        <w:t xml:space="preserve">"SELECT p FROM Product p WHERE </w:t>
-      </w:r>
-      <w:proofErr w:type="spellStart"/>
-      <w:proofErr w:type="gramStart"/>
-      <w:r>
-        <w:t>p.price</w:t>
-      </w:r>
-      <w:proofErr w:type="spellEnd"/>
-      <w:proofErr w:type="gramEnd"/>
-      <w:r>
-        <w:t xml:space="preserve"> </w:t>
-      </w:r>
-      <w:proofErr w:type="gramStart"/>
-      <w:r>
-        <w:t>&gt; :price</w:t>
-      </w:r>
-      <w:proofErr w:type="gramEnd"/>
-      <w:r>
-        <w:t>")</w:t>
-      </w:r>
-    </w:p>
-    <w:p>
-      <w:r>
-        <w:t xml:space="preserve">    List&lt;Product&gt; </w:t>
-      </w:r>
-      <w:proofErr w:type="spellStart"/>
-      <w:proofErr w:type="gramStart"/>
-      <w:r>
-        <w:t>getExpensiveProducts</w:t>
-      </w:r>
-      <w:proofErr w:type="spellEnd"/>
-      <w:r>
-        <w:t>(</w:t>
-      </w:r>
-      <w:proofErr w:type="gramEnd"/>
-      <w:r>
-        <w:t>Double price</w:t>
-      </w:r>
-      <w:proofErr w:type="gramStart"/>
-      <w:r>
-        <w:t>);</w:t>
-      </w:r>
-      <w:proofErr w:type="gramEnd"/>
-    </w:p>
-    <w:p/>
-    <w:p>
-      <w:r>
-        <w:t xml:space="preserve">    // c. Products by category (JPQL)</w:t>
-      </w:r>
-    </w:p>
-    <w:p>
-      <w:r>
-        <w:t xml:space="preserve">    </w:t>
-      </w:r>
-      <w:r>
-        <w:rPr>
-          <w:i/>
-          <w:iCs/>
-        </w:rPr>
-        <w:t>@</w:t>
-      </w:r>
-      <w:proofErr w:type="gramStart"/>
-      <w:r>
-        <w:rPr>
-          <w:i/>
-          <w:iCs/>
-        </w:rPr>
-        <w:t>Query</w:t>
-      </w:r>
-      <w:r>
-        <w:t>(</w:t>
-      </w:r>
-      <w:proofErr w:type="gramEnd"/>
-      <w:r>
-        <w:t xml:space="preserve">"SELECT p FROM Product p WHERE </w:t>
-      </w:r>
-      <w:proofErr w:type="spellStart"/>
-      <w:proofErr w:type="gramStart"/>
-      <w:r>
-        <w:t>p.category</w:t>
-      </w:r>
-      <w:proofErr w:type="spellEnd"/>
-      <w:proofErr w:type="gramEnd"/>
-      <w:r>
-        <w:t xml:space="preserve"> </w:t>
-      </w:r>
-      <w:proofErr w:type="gramStart"/>
-      <w:r>
-        <w:t>= :category</w:t>
-      </w:r>
-      <w:proofErr w:type="gramEnd"/>
-      <w:r>
-        <w:t>")</w:t>
-      </w:r>
-    </w:p>
-    <w:p>
-      <w:r>
-        <w:t xml:space="preserve">    List&lt;Product&gt; </w:t>
-      </w:r>
-      <w:proofErr w:type="spellStart"/>
-      <w:proofErr w:type="gramStart"/>
-      <w:r>
-        <w:t>getProductsByCategoryJPQL</w:t>
-      </w:r>
-      <w:proofErr w:type="spellEnd"/>
-      <w:r>
-        <w:t>(</w:t>
-      </w:r>
-      <w:proofErr w:type="gramEnd"/>
-      <w:r>
-        <w:t>String category</w:t>
-      </w:r>
-      <w:proofErr w:type="gramStart"/>
-      <w:r>
-        <w:t>);</w:t>
-      </w:r>
-      <w:proofErr w:type="gramEnd"/>
-    </w:p>
-    <w:p>
-      <w:r>
-        <w:t>}</w:t>
-      </w:r>
-    </w:p>
-    <w:p/>
+        <w:t>OUTPUT:</w:t>
+      </w:r>
+    </w:p>
     <w:p>
       <w:pPr>
         <w:rPr>
@@ -1811,509 +1762,11 @@
       </w:pPr>
       <w:r>
         <w:rPr>
-          <w:b/>
-          <w:bCs/>
-        </w:rPr>
-        <w:t>ProductService.java:</w:t>
-      </w:r>
-    </w:p>
-    <w:p>
-      <w:r>
-        <w:t xml:space="preserve">package </w:t>
-      </w:r>
-      <w:proofErr w:type="spellStart"/>
-      <w:proofErr w:type="gramStart"/>
-      <w:r>
-        <w:t>com.klu.service</w:t>
-      </w:r>
-      <w:proofErr w:type="spellEnd"/>
-      <w:proofErr w:type="gramEnd"/>
-      <w:r>
-        <w:t>;</w:t>
-      </w:r>
-    </w:p>
-    <w:p/>
-    <w:p/>
-    <w:p>
-      <w:r>
-        <w:t xml:space="preserve">import </w:t>
-      </w:r>
-      <w:proofErr w:type="spellStart"/>
-      <w:proofErr w:type="gramStart"/>
-      <w:r>
-        <w:t>java.util</w:t>
-      </w:r>
-      <w:proofErr w:type="gramEnd"/>
-      <w:r>
-        <w:t>.</w:t>
-      </w:r>
-      <w:proofErr w:type="gramStart"/>
-      <w:r>
-        <w:t>List</w:t>
-      </w:r>
-      <w:proofErr w:type="spellEnd"/>
-      <w:r>
-        <w:t>;</w:t>
-      </w:r>
-      <w:proofErr w:type="gramEnd"/>
-    </w:p>
-    <w:p/>
-    <w:p>
-      <w:r>
-        <w:t xml:space="preserve">import </w:t>
-      </w:r>
-      <w:proofErr w:type="spellStart"/>
-      <w:proofErr w:type="gramStart"/>
-      <w:r>
-        <w:t>org.springframework</w:t>
-      </w:r>
-      <w:proofErr w:type="gramEnd"/>
-      <w:r>
-        <w:t>.</w:t>
-      </w:r>
-      <w:proofErr w:type="gramStart"/>
-      <w:r>
-        <w:t>beans.factory</w:t>
-      </w:r>
-      <w:proofErr w:type="gramEnd"/>
-      <w:r>
-        <w:t>.</w:t>
-      </w:r>
-      <w:proofErr w:type="gramStart"/>
-      <w:r>
-        <w:t>annotation.Autowired</w:t>
-      </w:r>
-      <w:proofErr w:type="spellEnd"/>
-      <w:proofErr w:type="gramEnd"/>
-      <w:r>
-        <w:t>;</w:t>
-      </w:r>
-    </w:p>
-    <w:p>
-      <w:r>
-        <w:t xml:space="preserve">import </w:t>
-      </w:r>
-      <w:proofErr w:type="spellStart"/>
-      <w:proofErr w:type="gramStart"/>
-      <w:r>
-        <w:t>org.springframework</w:t>
-      </w:r>
-      <w:proofErr w:type="gramEnd"/>
-      <w:r>
-        <w:t>.</w:t>
-      </w:r>
-      <w:proofErr w:type="gramStart"/>
-      <w:r>
-        <w:t>stereotype.Service</w:t>
-      </w:r>
-      <w:proofErr w:type="spellEnd"/>
-      <w:proofErr w:type="gramEnd"/>
-      <w:r>
-        <w:t>;</w:t>
-      </w:r>
-    </w:p>
-    <w:p/>
-    <w:p>
-      <w:r>
-        <w:t xml:space="preserve">import </w:t>
-      </w:r>
-      <w:proofErr w:type="spellStart"/>
-      <w:proofErr w:type="gramStart"/>
-      <w:r>
-        <w:t>com.klu.model</w:t>
-      </w:r>
-      <w:proofErr w:type="gramEnd"/>
-      <w:r>
-        <w:t>.</w:t>
-      </w:r>
-      <w:proofErr w:type="gramStart"/>
-      <w:r>
-        <w:t>Product</w:t>
-      </w:r>
-      <w:proofErr w:type="spellEnd"/>
-      <w:r>
-        <w:t>;</w:t>
-      </w:r>
-      <w:proofErr w:type="gramEnd"/>
-    </w:p>
-    <w:p>
-      <w:r>
-        <w:t xml:space="preserve">import </w:t>
-      </w:r>
-      <w:proofErr w:type="spellStart"/>
-      <w:proofErr w:type="gramStart"/>
-      <w:r>
-        <w:t>com.klu.repository</w:t>
-      </w:r>
-      <w:proofErr w:type="gramEnd"/>
-      <w:r>
-        <w:t>.</w:t>
-      </w:r>
-      <w:proofErr w:type="gramStart"/>
-      <w:r>
-        <w:t>ProductRepository</w:t>
-      </w:r>
-      <w:proofErr w:type="spellEnd"/>
-      <w:r>
-        <w:t>;</w:t>
-      </w:r>
-      <w:proofErr w:type="gramEnd"/>
-    </w:p>
-    <w:p/>
-    <w:p>
-      <w:r>
-        <w:rPr>
-          <w:i/>
-          <w:iCs/>
-        </w:rPr>
-        <w:t>@Service</w:t>
-      </w:r>
-    </w:p>
-    <w:p>
-      <w:r>
-        <w:t xml:space="preserve">public class </w:t>
-      </w:r>
-      <w:proofErr w:type="spellStart"/>
-      <w:r>
-        <w:t>ProductService</w:t>
-      </w:r>
-      <w:proofErr w:type="spellEnd"/>
-      <w:r>
-        <w:t xml:space="preserve"> {</w:t>
-      </w:r>
-    </w:p>
-    <w:p/>
-    <w:p>
-      <w:r>
-        <w:t xml:space="preserve">    </w:t>
-      </w:r>
-      <w:r>
-        <w:rPr>
-          <w:i/>
-          <w:iCs/>
-        </w:rPr>
-        <w:t>@Autowired</w:t>
-      </w:r>
-    </w:p>
-    <w:p>
-      <w:r>
-        <w:t xml:space="preserve">    </w:t>
-      </w:r>
-      <w:proofErr w:type="spellStart"/>
-      <w:r>
-        <w:t>ProductRepository</w:t>
-      </w:r>
-      <w:proofErr w:type="spellEnd"/>
-      <w:r>
-        <w:t xml:space="preserve"> </w:t>
-      </w:r>
-      <w:proofErr w:type="gramStart"/>
-      <w:r>
-        <w:t>repo;</w:t>
-      </w:r>
-      <w:proofErr w:type="gramEnd"/>
-    </w:p>
-    <w:p/>
-    <w:p>
-      <w:r>
-        <w:t xml:space="preserve">    public List&lt;Product&gt; </w:t>
-      </w:r>
-      <w:proofErr w:type="spellStart"/>
-      <w:proofErr w:type="gramStart"/>
-      <w:r>
-        <w:t>getByCategory</w:t>
-      </w:r>
-      <w:proofErr w:type="spellEnd"/>
-      <w:r>
-        <w:t>(</w:t>
-      </w:r>
-      <w:proofErr w:type="gramEnd"/>
-      <w:r>
-        <w:t>String category) {</w:t>
-      </w:r>
-    </w:p>
-    <w:p>
-      <w:r>
-        <w:lastRenderedPageBreak/>
-        <w:t xml:space="preserve">        return </w:t>
-      </w:r>
-      <w:proofErr w:type="spellStart"/>
-      <w:proofErr w:type="gramStart"/>
-      <w:r>
-        <w:t>repo.findByCategory</w:t>
-      </w:r>
-      <w:proofErr w:type="spellEnd"/>
-      <w:proofErr w:type="gramEnd"/>
-      <w:r>
-        <w:t>(category</w:t>
-      </w:r>
-      <w:proofErr w:type="gramStart"/>
-      <w:r>
-        <w:t>);</w:t>
-      </w:r>
-      <w:proofErr w:type="gramEnd"/>
-    </w:p>
-    <w:p>
-      <w:r>
-        <w:t xml:space="preserve">    }</w:t>
-      </w:r>
-    </w:p>
-    <w:p/>
-    <w:p>
-      <w:r>
-        <w:t xml:space="preserve">    public List&lt;Product&gt; </w:t>
-      </w:r>
-      <w:proofErr w:type="spellStart"/>
-      <w:proofErr w:type="gramStart"/>
-      <w:r>
-        <w:t>getByPriceRange</w:t>
-      </w:r>
-      <w:proofErr w:type="spellEnd"/>
-      <w:r>
-        <w:t>(</w:t>
-      </w:r>
-      <w:proofErr w:type="gramEnd"/>
-      <w:r>
-        <w:t>Double min, Double max) {</w:t>
-      </w:r>
-    </w:p>
-    <w:p>
-      <w:r>
-        <w:t xml:space="preserve">        return </w:t>
-      </w:r>
-      <w:proofErr w:type="spellStart"/>
-      <w:proofErr w:type="gramStart"/>
-      <w:r>
-        <w:t>repo.findByPriceBetween</w:t>
-      </w:r>
-      <w:proofErr w:type="spellEnd"/>
-      <w:proofErr w:type="gramEnd"/>
-      <w:r>
-        <w:t>(min, max</w:t>
-      </w:r>
-      <w:proofErr w:type="gramStart"/>
-      <w:r>
-        <w:t>);</w:t>
-      </w:r>
-      <w:proofErr w:type="gramEnd"/>
-    </w:p>
-    <w:p>
-      <w:r>
-        <w:t xml:space="preserve">    }</w:t>
-      </w:r>
-    </w:p>
-    <w:p/>
-    <w:p>
-      <w:r>
-        <w:t xml:space="preserve">    public List&lt;Product&gt; </w:t>
-      </w:r>
-      <w:proofErr w:type="spellStart"/>
-      <w:proofErr w:type="gramStart"/>
-      <w:r>
-        <w:t>getSortedProducts</w:t>
-      </w:r>
-      <w:proofErr w:type="spellEnd"/>
-      <w:r>
-        <w:t>(</w:t>
-      </w:r>
-      <w:proofErr w:type="gramEnd"/>
-      <w:r>
-        <w:t>) {</w:t>
-      </w:r>
-    </w:p>
-    <w:p>
-      <w:r>
-        <w:t xml:space="preserve">        return </w:t>
-      </w:r>
-      <w:proofErr w:type="spellStart"/>
-      <w:proofErr w:type="gramStart"/>
-      <w:r>
-        <w:t>repo.getProductsSortedByPrice</w:t>
-      </w:r>
-      <w:proofErr w:type="spellEnd"/>
-      <w:proofErr w:type="gramEnd"/>
-      <w:r>
-        <w:t>(</w:t>
-      </w:r>
-      <w:proofErr w:type="gramStart"/>
-      <w:r>
-        <w:t>);</w:t>
-      </w:r>
-      <w:proofErr w:type="gramEnd"/>
-    </w:p>
-    <w:p>
-      <w:r>
-        <w:t xml:space="preserve">    }</w:t>
-      </w:r>
-    </w:p>
-    <w:p/>
-    <w:p>
-      <w:r>
-        <w:t xml:space="preserve">    public List&lt;Product&gt; </w:t>
-      </w:r>
-      <w:proofErr w:type="spellStart"/>
-      <w:proofErr w:type="gramStart"/>
-      <w:r>
-        <w:t>getExpensiveProducts</w:t>
-      </w:r>
-      <w:proofErr w:type="spellEnd"/>
-      <w:r>
-        <w:t>(</w:t>
-      </w:r>
-      <w:proofErr w:type="gramEnd"/>
-      <w:r>
-        <w:t>Double price) {</w:t>
-      </w:r>
-    </w:p>
-    <w:p>
-      <w:r>
-        <w:t xml:space="preserve">        return </w:t>
-      </w:r>
-      <w:proofErr w:type="spellStart"/>
-      <w:proofErr w:type="gramStart"/>
-      <w:r>
-        <w:t>repo.getExpensiveProducts</w:t>
-      </w:r>
-      <w:proofErr w:type="spellEnd"/>
-      <w:proofErr w:type="gramEnd"/>
-      <w:r>
-        <w:t>(price</w:t>
-      </w:r>
-      <w:proofErr w:type="gramStart"/>
-      <w:r>
-        <w:t>);</w:t>
-      </w:r>
-      <w:proofErr w:type="gramEnd"/>
-    </w:p>
-    <w:p>
-      <w:r>
-        <w:t xml:space="preserve">    }</w:t>
-      </w:r>
-    </w:p>
-    <w:p/>
-    <w:p>
-      <w:r>
-        <w:t xml:space="preserve">    public Product </w:t>
-      </w:r>
-      <w:proofErr w:type="spellStart"/>
-      <w:proofErr w:type="gramStart"/>
-      <w:r>
-        <w:t>addProduct</w:t>
-      </w:r>
-      <w:proofErr w:type="spellEnd"/>
-      <w:r>
-        <w:t>(</w:t>
-      </w:r>
-      <w:proofErr w:type="gramEnd"/>
-      <w:r>
-        <w:t>Product product) {</w:t>
-      </w:r>
-    </w:p>
-    <w:p>
-      <w:r>
-        <w:t xml:space="preserve">        return </w:t>
-      </w:r>
-      <w:proofErr w:type="spellStart"/>
-      <w:proofErr w:type="gramStart"/>
-      <w:r>
-        <w:t>repo.save</w:t>
-      </w:r>
-      <w:proofErr w:type="spellEnd"/>
-      <w:proofErr w:type="gramEnd"/>
-      <w:r>
-        <w:t>(product</w:t>
-      </w:r>
-      <w:proofErr w:type="gramStart"/>
-      <w:r>
-        <w:t>);</w:t>
-      </w:r>
-      <w:proofErr w:type="gramEnd"/>
-    </w:p>
-    <w:p>
-      <w:r>
-        <w:t xml:space="preserve">    }</w:t>
-      </w:r>
-    </w:p>
-    <w:p/>
-    <w:p>
-      <w:r>
-        <w:t xml:space="preserve">    public List&lt;Product&gt; </w:t>
-      </w:r>
-      <w:proofErr w:type="spellStart"/>
-      <w:proofErr w:type="gramStart"/>
-      <w:r>
-        <w:t>getAllProducts</w:t>
-      </w:r>
-      <w:proofErr w:type="spellEnd"/>
-      <w:r>
-        <w:t>(</w:t>
-      </w:r>
-      <w:proofErr w:type="gramEnd"/>
-      <w:r>
-        <w:t>) {</w:t>
-      </w:r>
-    </w:p>
-    <w:p>
-      <w:r>
-        <w:t xml:space="preserve">        return </w:t>
-      </w:r>
-      <w:proofErr w:type="spellStart"/>
-      <w:proofErr w:type="gramStart"/>
-      <w:r>
-        <w:t>repo.findAll</w:t>
-      </w:r>
-      <w:proofErr w:type="spellEnd"/>
-      <w:proofErr w:type="gramEnd"/>
-      <w:r>
-        <w:t>(</w:t>
-      </w:r>
-      <w:proofErr w:type="gramStart"/>
-      <w:r>
-        <w:t>);</w:t>
-      </w:r>
-      <w:proofErr w:type="gramEnd"/>
-    </w:p>
-    <w:p>
-      <w:r>
-        <w:t xml:space="preserve">    }</w:t>
-      </w:r>
-    </w:p>
-    <w:p>
-      <w:r>
-        <w:t>}</w:t>
-      </w:r>
-    </w:p>
-    <w:p/>
-    <w:p/>
-    <w:p>
-      <w:pPr>
-        <w:rPr>
-          <w:b/>
-          <w:bCs/>
-        </w:rPr>
-      </w:pPr>
-      <w:r>
-        <w:rPr>
-          <w:b/>
-          <w:bCs/>
-        </w:rPr>
-        <w:t>OUTPUT:</w:t>
-      </w:r>
-    </w:p>
-    <w:p>
-      <w:pPr>
-        <w:rPr>
-          <w:b/>
-          <w:bCs/>
-        </w:rPr>
-      </w:pPr>
-      <w:r>
-        <w:rPr>
           <w:noProof/>
         </w:rPr>
         <w:lastRenderedPageBreak/>
         <w:drawing>
-          <wp:inline distT="0" distB="0" distL="0" distR="0" wp14:anchorId="12AA7BBC" wp14:editId="1CE4F8F9">
+          <wp:inline distT="0" distB="0" distL="0" distR="0" wp14:anchorId="12AA7BBC" wp14:editId="183F8C1E">
             <wp:extent cx="5731510" cy="3221355"/>
             <wp:effectExtent l="0" t="0" r="2540" b="0"/>
             <wp:docPr id="714827342" name="Picture 8"/>
@@ -2736,6 +2189,52 @@
         </w:drawing>
       </w:r>
     </w:p>
+    <w:p>
+      <w:pPr>
+        <w:rPr>
+          <w:b/>
+          <w:bCs/>
+        </w:rPr>
+      </w:pPr>
+    </w:p>
+    <w:p>
+      <w:pPr>
+        <w:rPr>
+          <w:b/>
+          <w:bCs/>
+        </w:rPr>
+      </w:pPr>
+    </w:p>
+    <w:p>
+      <w:pPr>
+        <w:rPr>
+          <w:b/>
+          <w:bCs/>
+        </w:rPr>
+      </w:pPr>
+      <w:r>
+        <w:rPr>
+          <w:b/>
+          <w:bCs/>
+        </w:rPr>
+        <w:t>GITHUB LINK:</w:t>
+      </w:r>
+    </w:p>
+    <w:p>
+      <w:pPr>
+        <w:rPr>
+          <w:sz w:val="18"/>
+          <w:szCs w:val="18"/>
+        </w:rPr>
+      </w:pPr>
+      <w:r>
+        <w:rPr>
+          <w:sz w:val="18"/>
+          <w:szCs w:val="18"/>
+        </w:rPr>
+        <w:t>https://github.com/nagasubrahmanyammeka/SkillExperiments_2400030128_FSAD_Sec2/tree/main/SKILL-8</w:t>
+      </w:r>
+    </w:p>
     <w:sectPr>
       <w:headerReference w:type="even" r:id="rId15"/>
       <w:headerReference w:type="default" r:id="rId16"/>
@@ -2867,9 +2366,10 @@
           </v:handles>
           <o:lock v:ext="edit" text="t" shapetype="t"/>
         </v:shapetype>
-        <v:shape id="PowerPlusWaterMarkObject519572407" o:spid="_x0000_s1026" type="#_x0000_t136" style="position:absolute;margin-left:0;margin-top:0;width:489.45pt;height:146.8pt;rotation:315;z-index:-251655168;mso-position-horizontal:center;mso-position-horizontal-relative:margin;mso-position-vertical:center;mso-position-vertical-relative:margin" o:allowincell="f" fillcolor="#393939 [814]" stroked="f">
+        <v:shape id="PowerPlusWaterMarkObject536324735" o:spid="_x0000_s1026" type="#_x0000_t136" style="position:absolute;margin-left:0;margin-top:0;width:451.25pt;height:135.35pt;z-index:-251655168;mso-position-horizontal:center;mso-position-horizontal-relative:margin;mso-position-vertical:center;mso-position-vertical-relative:margin" o:allowincell="f" fillcolor="#393939 [814]" stroked="f">
           <v:fill opacity=".5"/>
           <v:textpath style="font-family:&quot;Calibri&quot;;font-size:1pt" string="2400030128"/>
+          <w10:wrap anchorx="margin" anchory="margin"/>
         </v:shape>
       </w:pict>
     </w:r>
@@ -2912,9 +2412,10 @@
           </v:handles>
           <o:lock v:ext="edit" text="t" shapetype="t"/>
         </v:shapetype>
-        <v:shape id="PowerPlusWaterMarkObject519572408" o:spid="_x0000_s1027" type="#_x0000_t136" style="position:absolute;margin-left:0;margin-top:0;width:489.45pt;height:146.8pt;rotation:315;z-index:-251653120;mso-position-horizontal:center;mso-position-horizontal-relative:margin;mso-position-vertical:center;mso-position-vertical-relative:margin" o:allowincell="f" fillcolor="#393939 [814]" stroked="f">
+        <v:shape id="PowerPlusWaterMarkObject536324736" o:spid="_x0000_s1027" type="#_x0000_t136" style="position:absolute;margin-left:0;margin-top:0;width:451.25pt;height:135.35pt;z-index:-251653120;mso-position-horizontal:center;mso-position-horizontal-relative:margin;mso-position-vertical:center;mso-position-vertical-relative:margin" o:allowincell="f" fillcolor="#393939 [814]" stroked="f">
           <v:fill opacity=".5"/>
           <v:textpath style="font-family:&quot;Calibri&quot;;font-size:1pt" string="2400030128"/>
+          <w10:wrap anchorx="margin" anchory="margin"/>
         </v:shape>
       </w:pict>
     </w:r>
@@ -2957,9 +2458,10 @@
           </v:handles>
           <o:lock v:ext="edit" text="t" shapetype="t"/>
         </v:shapetype>
-        <v:shape id="PowerPlusWaterMarkObject519572406" o:spid="_x0000_s1025" type="#_x0000_t136" style="position:absolute;margin-left:0;margin-top:0;width:489.45pt;height:146.8pt;rotation:315;z-index:-251657216;mso-position-horizontal:center;mso-position-horizontal-relative:margin;mso-position-vertical:center;mso-position-vertical-relative:margin" o:allowincell="f" fillcolor="#393939 [814]" stroked="f">
+        <v:shape id="PowerPlusWaterMarkObject536324734" o:spid="_x0000_s1025" type="#_x0000_t136" style="position:absolute;margin-left:0;margin-top:0;width:451.25pt;height:135.35pt;z-index:-251657216;mso-position-horizontal:center;mso-position-horizontal-relative:margin;mso-position-vertical:center;mso-position-vertical-relative:margin" o:allowincell="f" fillcolor="#393939 [814]" stroked="f">
           <v:fill opacity=".5"/>
           <v:textpath style="font-family:&quot;Calibri&quot;;font-size:1pt" string="2400030128"/>
+          <w10:wrap anchorx="margin" anchory="margin"/>
         </v:shape>
       </w:pict>
     </w:r>
@@ -3570,6 +3072,7 @@
   <w:style w:type="character" w:default="1" w:styleId="DefaultParagraphFont">
     <w:name w:val="Default Paragraph Font"/>
     <w:uiPriority w:val="1"/>
+    <w:semiHidden/>
     <w:unhideWhenUsed/>
   </w:style>
   <w:style w:type="table" w:default="1" w:styleId="TableNormal">
